--- a/klagomål/A 41953-2025 FSC-klagomål.docx
+++ b/klagomål/A 41953-2025 FSC-klagomål.docx
@@ -853,7 +853,7 @@
     <w:r>
       <w:tab/>
       <w:tab/>
-      <w:t>2026-03-19</w:t>
+      <w:t>2026-03-20</w:t>
       <w:br/>
       <w:br/>
     </w:r>

--- a/klagomål/A 41953-2025 FSC-klagomål.docx
+++ b/klagomål/A 41953-2025 FSC-klagomål.docx
@@ -853,7 +853,7 @@
     <w:r>
       <w:tab/>
       <w:tab/>
-      <w:t>2026-03-20</w:t>
+      <w:t>2026-03-21</w:t>
       <w:br/>
       <w:br/>
     </w:r>

--- a/klagomål/A 41953-2025 FSC-klagomål.docx
+++ b/klagomål/A 41953-2025 FSC-klagomål.docx
@@ -853,7 +853,7 @@
     <w:r>
       <w:tab/>
       <w:tab/>
-      <w:t>2026-03-21</w:t>
+      <w:t>2026-03-22</w:t>
       <w:br/>
       <w:br/>
     </w:r>

--- a/klagomål/A 41953-2025 FSC-klagomål.docx
+++ b/klagomål/A 41953-2025 FSC-klagomål.docx
@@ -853,7 +853,7 @@
     <w:r>
       <w:tab/>
       <w:tab/>
-      <w:t>2026-03-22</w:t>
+      <w:t>2026-03-23</w:t>
       <w:br/>
       <w:br/>
     </w:r>

--- a/klagomål/A 41953-2025 FSC-klagomål.docx
+++ b/klagomål/A 41953-2025 FSC-klagomål.docx
@@ -853,7 +853,7 @@
     <w:r>
       <w:tab/>
       <w:tab/>
-      <w:t>2026-03-23</w:t>
+      <w:t>2026-03-24</w:t>
       <w:br/>
       <w:br/>
     </w:r>

--- a/klagomål/A 41953-2025 FSC-klagomål.docx
+++ b/klagomål/A 41953-2025 FSC-klagomål.docx
@@ -853,7 +853,7 @@
     <w:r>
       <w:tab/>
       <w:tab/>
-      <w:t>2026-03-24</w:t>
+      <w:t>2026-03-25</w:t>
       <w:br/>
       <w:br/>
     </w:r>

--- a/klagomål/A 41953-2025 FSC-klagomål.docx
+++ b/klagomål/A 41953-2025 FSC-klagomål.docx
@@ -853,7 +853,7 @@
     <w:r>
       <w:tab/>
       <w:tab/>
-      <w:t>2026-03-25</w:t>
+      <w:t>2026-03-26</w:t>
       <w:br/>
       <w:br/>
     </w:r>

--- a/klagomål/A 41953-2025 FSC-klagomål.docx
+++ b/klagomål/A 41953-2025 FSC-klagomål.docx
@@ -853,7 +853,7 @@
     <w:r>
       <w:tab/>
       <w:tab/>
-      <w:t>2026-03-26</w:t>
+      <w:t>2026-03-27</w:t>
       <w:br/>
       <w:br/>
     </w:r>

--- a/klagomål/A 41953-2025 FSC-klagomål.docx
+++ b/klagomål/A 41953-2025 FSC-klagomål.docx
@@ -853,7 +853,7 @@
     <w:r>
       <w:tab/>
       <w:tab/>
-      <w:t>2026-03-27</w:t>
+      <w:t>2026-03-28</w:t>
       <w:br/>
       <w:br/>
     </w:r>

--- a/klagomål/A 41953-2025 FSC-klagomål.docx
+++ b/klagomål/A 41953-2025 FSC-klagomål.docx
@@ -853,7 +853,7 @@
     <w:r>
       <w:tab/>
       <w:tab/>
-      <w:t>2026-03-28</w:t>
+      <w:t>2026-03-29</w:t>
       <w:br/>
       <w:br/>
     </w:r>

--- a/klagomål/A 41953-2025 FSC-klagomål.docx
+++ b/klagomål/A 41953-2025 FSC-klagomål.docx
@@ -853,7 +853,7 @@
     <w:r>
       <w:tab/>
       <w:tab/>
-      <w:t>2026-03-29</w:t>
+      <w:t>2026-03-30</w:t>
       <w:br/>
       <w:br/>
     </w:r>

--- a/klagomål/A 41953-2025 FSC-klagomål.docx
+++ b/klagomål/A 41953-2025 FSC-klagomål.docx
@@ -853,7 +853,7 @@
     <w:r>
       <w:tab/>
       <w:tab/>
-      <w:t>2026-03-30</w:t>
+      <w:t>2026-03-31</w:t>
       <w:br/>
       <w:br/>
     </w:r>

--- a/klagomål/A 41953-2025 FSC-klagomål.docx
+++ b/klagomål/A 41953-2025 FSC-klagomål.docx
@@ -853,7 +853,7 @@
     <w:r>
       <w:tab/>
       <w:tab/>
-      <w:t>2026-03-31</w:t>
+      <w:t>2026-04-01</w:t>
       <w:br/>
       <w:br/>
     </w:r>

--- a/klagomål/A 41953-2025 FSC-klagomål.docx
+++ b/klagomål/A 41953-2025 FSC-klagomål.docx
@@ -853,7 +853,7 @@
     <w:r>
       <w:tab/>
       <w:tab/>
-      <w:t>2026-04-01</w:t>
+      <w:t>2026-04-02</w:t>
       <w:br/>
       <w:br/>
     </w:r>

--- a/klagomål/A 41953-2025 FSC-klagomål.docx
+++ b/klagomål/A 41953-2025 FSC-klagomål.docx
@@ -853,7 +853,7 @@
     <w:r>
       <w:tab/>
       <w:tab/>
-      <w:t>2026-04-02</w:t>
+      <w:t>2026-04-03</w:t>
       <w:br/>
       <w:br/>
     </w:r>

--- a/klagomål/A 41953-2025 FSC-klagomål.docx
+++ b/klagomål/A 41953-2025 FSC-klagomål.docx
@@ -853,7 +853,7 @@
     <w:r>
       <w:tab/>
       <w:tab/>
-      <w:t>2026-04-03</w:t>
+      <w:t>2026-04-04</w:t>
       <w:br/>
       <w:br/>
     </w:r>

--- a/klagomål/A 41953-2025 FSC-klagomål.docx
+++ b/klagomål/A 41953-2025 FSC-klagomål.docx
@@ -853,7 +853,7 @@
     <w:r>
       <w:tab/>
       <w:tab/>
-      <w:t>2026-04-04</w:t>
+      <w:t>2026-04-05</w:t>
       <w:br/>
       <w:br/>
     </w:r>

--- a/klagomål/A 41953-2025 FSC-klagomål.docx
+++ b/klagomål/A 41953-2025 FSC-klagomål.docx
@@ -830,7 +830,7 @@
     <w:r>
       <w:tab/>
       <w:tab/>
-      <w:t>2026-04-14</w:t>
+      <w:t>2026-04-15</w:t>
       <w:br/>
       <w:br/>
     </w:r>

--- a/klagomål/A 41953-2025 FSC-klagomål.docx
+++ b/klagomål/A 41953-2025 FSC-klagomål.docx
@@ -830,7 +830,7 @@
     <w:r>
       <w:tab/>
       <w:tab/>
-      <w:t>2026-04-15</w:t>
+      <w:t>2026-04-16</w:t>
       <w:br/>
       <w:br/>
     </w:r>

--- a/klagomål/A 41953-2025 FSC-klagomål.docx
+++ b/klagomål/A 41953-2025 FSC-klagomål.docx
@@ -830,7 +830,7 @@
     <w:r>
       <w:tab/>
       <w:tab/>
-      <w:t>2026-04-16</w:t>
+      <w:t>2026-04-17</w:t>
       <w:br/>
       <w:br/>
     </w:r>

--- a/klagomål/A 41953-2025 FSC-klagomål.docx
+++ b/klagomål/A 41953-2025 FSC-klagomål.docx
@@ -830,7 +830,7 @@
     <w:r>
       <w:tab/>
       <w:tab/>
-      <w:t>2026-04-17</w:t>
+      <w:t>2026-04-18</w:t>
       <w:br/>
       <w:br/>
     </w:r>

--- a/klagomål/A 41953-2025 FSC-klagomål.docx
+++ b/klagomål/A 41953-2025 FSC-klagomål.docx
@@ -830,7 +830,7 @@
     <w:r>
       <w:tab/>
       <w:tab/>
-      <w:t>2026-04-18</w:t>
+      <w:t>2026-04-19</w:t>
       <w:br/>
       <w:br/>
     </w:r>

--- a/klagomål/A 41953-2025 FSC-klagomål.docx
+++ b/klagomål/A 41953-2025 FSC-klagomål.docx
@@ -830,7 +830,7 @@
     <w:r>
       <w:tab/>
       <w:tab/>
-      <w:t>2026-04-19</w:t>
+      <w:t>2026-04-20</w:t>
       <w:br/>
       <w:br/>
     </w:r>

--- a/klagomål/A 41953-2025 FSC-klagomål.docx
+++ b/klagomål/A 41953-2025 FSC-klagomål.docx
@@ -830,7 +830,7 @@
     <w:r>
       <w:tab/>
       <w:tab/>
-      <w:t>2026-04-20</w:t>
+      <w:t>2026-04-21</w:t>
       <w:br/>
       <w:br/>
     </w:r>

--- a/klagomål/A 41953-2025 FSC-klagomål.docx
+++ b/klagomål/A 41953-2025 FSC-klagomål.docx
@@ -830,7 +830,7 @@
     <w:r>
       <w:tab/>
       <w:tab/>
-      <w:t>2026-04-21</w:t>
+      <w:t>2026-04-22</w:t>
       <w:br/>
       <w:br/>
     </w:r>

--- a/klagomål/A 41953-2025 FSC-klagomål.docx
+++ b/klagomål/A 41953-2025 FSC-klagomål.docx
@@ -830,7 +830,7 @@
     <w:r>
       <w:tab/>
       <w:tab/>
-      <w:t>2026-04-22</w:t>
+      <w:t>2026-04-23</w:t>
       <w:br/>
       <w:br/>
     </w:r>

--- a/klagomål/A 41953-2025 FSC-klagomål.docx
+++ b/klagomål/A 41953-2025 FSC-klagomål.docx
@@ -830,7 +830,7 @@
     <w:r>
       <w:tab/>
       <w:tab/>
-      <w:t>2026-04-23</w:t>
+      <w:t>2026-04-24</w:t>
       <w:br/>
       <w:br/>
     </w:r>

--- a/klagomål/A 41953-2025 FSC-klagomål.docx
+++ b/klagomål/A 41953-2025 FSC-klagomål.docx
@@ -830,7 +830,7 @@
     <w:r>
       <w:tab/>
       <w:tab/>
-      <w:t>2026-04-24</w:t>
+      <w:t>2026-04-25</w:t>
       <w:br/>
       <w:br/>
     </w:r>

--- a/klagomål/A 41953-2025 FSC-klagomål.docx
+++ b/klagomål/A 41953-2025 FSC-klagomål.docx
@@ -830,7 +830,7 @@
     <w:r>
       <w:tab/>
       <w:tab/>
-      <w:t>2026-04-25</w:t>
+      <w:t>2026-04-26</w:t>
       <w:br/>
       <w:br/>
     </w:r>

--- a/klagomål/A 41953-2025 FSC-klagomål.docx
+++ b/klagomål/A 41953-2025 FSC-klagomål.docx
@@ -830,7 +830,7 @@
     <w:r>
       <w:tab/>
       <w:tab/>
-      <w:t>2026-05-16</w:t>
+      <w:t>2026-05-17</w:t>
       <w:br/>
       <w:br/>
     </w:r>

--- a/klagomål/A 41953-2025 FSC-klagomål.docx
+++ b/klagomål/A 41953-2025 FSC-klagomål.docx
@@ -830,7 +830,7 @@
     <w:r>
       <w:tab/>
       <w:tab/>
-      <w:t>2026-06-15</w:t>
+      <w:t>2026-06-16</w:t>
       <w:br/>
       <w:br/>
     </w:r>

--- a/klagomål/A 41953-2025 FSC-klagomål.docx
+++ b/klagomål/A 41953-2025 FSC-klagomål.docx
@@ -830,7 +830,7 @@
     <w:r>
       <w:tab/>
       <w:tab/>
-      <w:t>2026-06-16</w:t>
+      <w:t>2026-06-17</w:t>
       <w:br/>
       <w:br/>
     </w:r>

--- a/klagomål/A 41953-2025 FSC-klagomål.docx
+++ b/klagomål/A 41953-2025 FSC-klagomål.docx
@@ -1,6 +1,6 @@
 
 <file path=word/document.xml><?xml version="1.0" encoding="utf-8"?>
-<w:document xmlns:wpc="http://schemas.microsoft.com/office/word/2010/wordprocessingCanvas" xmlns:cx="http://schemas.microsoft.com/office/drawing/2014/chartex" xmlns:cx1="http://schemas.microsoft.com/office/drawing/2015/9/8/chartex" xmlns:cx2="http://schemas.microsoft.com/office/drawing/2015/10/21/chartex" xmlns:cx3="http://schemas.microsoft.com/office/drawing/2016/5/9/chartex" xmlns:cx4="http://schemas.microsoft.com/office/drawing/2016/5/10/chartex" xmlns:cx5="http://schemas.microsoft.com/office/drawing/2016/5/11/chartex" xmlns:cx6="http://schemas.microsoft.com/office/drawing/2016/5/12/chartex" xmlns:cx7="http://schemas.microsoft.com/office/drawing/2016/5/13/chartex" xmlns:cx8="http://schemas.microsoft.com/office/drawing/2016/5/14/chartex" xmlns:mc="http://schemas.openxmlformats.org/markup-compatibility/2006" xmlns:aink="http://schemas.microsoft.com/office/drawing/2016/ink" xmlns:am3d="http://schemas.microsoft.com/office/drawing/2017/model3d" xmlns:o="urn:schemas-microsoft-com:office:office" xmlns:oel="http://schemas.microsoft.com/office/2019/extlst" xmlns:r="http://schemas.openxmlformats.org/officeDocument/2006/relationships" xmlns:m="http://schemas.openxmlformats.org/officeDocument/2006/math" xmlns:v="urn:schemas-microsoft-com:vml" xmlns:wp14="http://schemas.microsoft.com/office/word/2010/wordprocessingDrawing" xmlns:wp="http://schemas.openxmlformats.org/drawingml/2006/wordprocessingDrawing" xmlns:w10="urn:schemas-microsoft-com:office:word" xmlns:w="http://schemas.openxmlformats.org/wordprocessingml/2006/main" xmlns:w14="http://schemas.microsoft.com/office/word/2010/wordml" xmlns:w15="http://schemas.microsoft.com/office/word/2012/wordml" xmlns:w16cex="http://schemas.microsoft.com/office/word/2018/wordml/cex" xmlns:w16cid="http://schemas.microsoft.com/office/word/2016/wordml/cid" xmlns:w16="http://schemas.microsoft.com/office/word/2018/wordml" xmlns:w16sdtdh="http://schemas.microsoft.com/office/word/2020/wordml/sdtdatahash" xmlns:w16se="http://schemas.microsoft.com/office/word/2015/wordml/symex" xmlns:wpg="http://schemas.microsoft.com/office/word/2010/wordprocessingGroup" xmlns:wpi="http://schemas.microsoft.com/office/word/2010/wordprocessingInk" xmlns:wne="http://schemas.microsoft.com/office/word/2006/wordml" xmlns:wps="http://schemas.microsoft.com/office/word/2010/wordprocessingShape" mc:Ignorable="w14 w15 w16se w16cid w16 w16cex w16sdtdh wp14">
+<w:document xmlns:wpc="http://schemas.microsoft.com/office/word/2010/wordprocessingCanvas" xmlns:cx="http://schemas.microsoft.com/office/drawing/2014/chartex" xmlns:cx1="http://schemas.microsoft.com/office/drawing/2015/9/8/chartex" xmlns:cx2="http://schemas.microsoft.com/office/drawing/2015/10/21/chartex" xmlns:cx3="http://schemas.microsoft.com/office/drawing/2016/5/9/chartex" xmlns:cx4="http://schemas.microsoft.com/office/drawing/2016/5/10/chartex" xmlns:cx5="http://schemas.microsoft.com/office/drawing/2016/5/11/chartex" xmlns:cx6="http://schemas.microsoft.com/office/drawing/2016/5/12/chartex" xmlns:cx7="http://schemas.microsoft.com/office/drawing/2016/5/13/chartex" xmlns:cx8="http://schemas.microsoft.com/office/drawing/2016/5/14/chartex" xmlns:mc="http://schemas.openxmlformats.org/markup-compatibility/2006" xmlns:aink="http://schemas.microsoft.com/office/drawing/2016/ink" xmlns:am3d="http://schemas.microsoft.com/office/drawing/2017/model3d" xmlns:o="urn:schemas-microsoft-com:office:office" xmlns:oel="http://schemas.microsoft.com/office/2019/extlst" xmlns:r="http://schemas.openxmlformats.org/officeDocument/2006/relationships" xmlns:m="http://schemas.openxmlformats.org/officeDocument/2006/math" xmlns:v="urn:schemas-microsoft-com:vml" xmlns:wp14="http://schemas.microsoft.com/office/word/2010/wordprocessingDrawing" xmlns:wp="http://schemas.openxmlformats.org/drawingml/2006/wordprocessingDrawing" xmlns:w10="urn:schemas-microsoft-com:office:word" xmlns:w="http://schemas.openxmlformats.org/wordprocessingml/2006/main" xmlns:w14="http://schemas.microsoft.com/office/word/2010/wordml" xmlns:w15="http://schemas.microsoft.com/office/word/2012/wordml" xmlns:w16cex="http://schemas.microsoft.com/office/word/2018/wordml/cex" xmlns:w16cid="http://schemas.microsoft.com/office/word/2016/wordml/cid" xmlns:w16="http://schemas.microsoft.com/office/word/2018/wordml" xmlns:w16du="http://schemas.microsoft.com/office/word/2023/wordml/word16du" xmlns:w16sdtdh="http://schemas.microsoft.com/office/word/2020/wordml/sdtdatahash" xmlns:w16sdtfl="http://schemas.microsoft.com/office/word/2024/wordml/sdtformatlock" xmlns:w16se="http://schemas.microsoft.com/office/word/2015/wordml/symex" xmlns:wpg="http://schemas.microsoft.com/office/word/2010/wordprocessingGroup" xmlns:wpi="http://schemas.microsoft.com/office/word/2010/wordprocessingInk" xmlns:wne="http://schemas.microsoft.com/office/word/2006/wordml" xmlns:wps="http://schemas.microsoft.com/office/word/2010/wordprocessingShape" mc:Ignorable="w14 w15 w16se w16cid w16 w16cex w16sdtdh w16sdtfl w16du wp14">
   <w:body>
     <w:p>
       <w:r>
@@ -168,7 +168,7 @@
     </w:p>
     <w:p>
       <w:r>
-        <w:t>Detta dokument behandlar höga naturvärden i avverkningsanmälan A 41953-2025 i Skellefteå kommun. Denna avverkningsanmälan inkom 2025-09-03 11:02:05 och omfattar 3,9 ha.</w:t>
+        <w:t>Detta dokument behandlar höga naturvärden i avverkningsanmälan A 41953-2025 i Skellefteå kommun som inkom 2025-09-03 och omfattar 3,9 ha.</w:t>
       </w:r>
     </w:p>
     <w:p>
@@ -191,12 +191,15 @@
     </w:p>
     <w:p>
       <w:r>
-        <w:t>I avverkningsanmälan har följande 2 naturvårdsarter hittats: lunglav (NT) och vitgrynig nållav (NT). Av dessa är 2 rödlistade. För rödlistade arter har rödlistekategorin angivits inom parentes.</w:t>
+        <w:t>I avverkningsanmälan har följande 3 naturvårdsarter hittats: lunglav (NT, T), talltagel (NT, T) och vitgrynig nållav (NT). Av dessa är 3 rödlistade. För rödlistade arter har rödlistekategorin angivits inom parentes. Typiska arter inom Natura 2000 som är kopplade till skogsekosystem har markerats med (T).</w:t>
       </w:r>
     </w:p>
     <w:p>
       <w:r>
-        <w:t>De påträffade naturvårdsarterna är ett tydligt kvitto på att detta rör sig om en skog med höga naturvärden. I Figur 1 visas en karta över det avverkningsanmälda området, där samtliga fyndplatser för naturvårdsarter som finns registrerade på Artportalen har markerats.</w:t>
+        <w:t>De påträffade naturvårdsarterna är ett tydligt kvitto på att det rör sig om en skog med höga naturvärden.</w:t>
+      </w:r>
+      <w:r>
+        <w:t xml:space="preserve"> I Figur 1 visas fyndplatser för naturvårdsarter i området, som finns registrerade på Artportalen.</w:t>
       </w:r>
     </w:p>
     <w:p>
@@ -206,7 +209,7 @@
       <w:r>
         <w:drawing>
           <wp:inline xmlns:a="http://schemas.openxmlformats.org/drawingml/2006/main" xmlns:pic="http://schemas.openxmlformats.org/drawingml/2006/picture">
-            <wp:extent cx="5486400" cy="5105223"/>
+            <wp:extent cx="5486400" cy="5017418"/>
             <wp:docPr id="1" name="Picture 1"/>
             <wp:cNvGraphicFramePr>
               <a:graphicFrameLocks noChangeAspect="1"/>
@@ -227,7 +230,7 @@
                   <pic:spPr>
                     <a:xfrm>
                       <a:off x="0" y="0"/>
-                      <a:ext cx="5486400" cy="5105223"/>
+                      <a:ext cx="5486400" cy="5017418"/>
                     </a:xfrm>
                     <a:prstGeom prst="rect"/>
                   </pic:spPr>
@@ -241,9 +244,10 @@
     <w:p>
       <w:pPr>
         <w:pStyle w:val="Caption"/>
+        <w:spacing w:after="240"/>
       </w:pPr>
       <w:r>
-        <w:t>Figur 1. Fyndplatser för naturvårdsarter i det avverkningsanmälda området (röd linje). Markörer utan svart kant är placerade på fyndplatsen. Markörer med svart kant är placerade vid sidan av fyndplatsen och har ett svart streck som visar fyndplatsens exakta position. Kartans mittpunktskoordinat är N 7184725, E 730985 i SWEREF 99 TM.</w:t>
+        <w:t>Figur 1. Fyndplatser för naturvårdsarter i avverkningsanmälan (röd linje). Markörer utan svart kant är placerade på fyndplatsen. Markörer med svart kant är placerade vid sidan av fyndplatsen och har ett svart streck som visar fyndplatsens exakta position. Kartans mittpunktskoordinat är N 7184725, E 730985 i SWEREF 99 TM.</w:t>
       </w:r>
     </w:p>
     <w:p>
@@ -300,6 +304,26 @@
       </w:r>
       <w:r>
         <w:t xml:space="preserve"> (SLU Artdatabanken, 2026; Nitare &amp; Skogsstyrelsen, 2019).</w:t>
+      </w:r>
+    </w:p>
+    <w:p>
+      <w:r>
+        <w:rPr>
+          <w:b/>
+        </w:rPr>
+        <w:t>Talltagel (NT)</w:t>
+      </w:r>
+      <w:r>
+        <w:t xml:space="preserve"> är en boreal art som förekommer på tall i äldre, öppna tallskogar. Den påverkas negativt av brist på kontinuitetsskog och minskningstakten bedöms vara nära gränsvärdet för Sårbar (VU). Talltagel är typisk art för </w:t>
+      </w:r>
+      <w:r>
+        <w:rPr>
+          <w:i/>
+        </w:rPr>
+        <w:t>9010 Taiga</w:t>
+      </w:r>
+      <w:r>
+        <w:t xml:space="preserve"> (SLU Artdatabanken, 2026).</w:t>
       </w:r>
     </w:p>
     <w:p>
@@ -403,7 +427,7 @@
         <w:rPr>
           <w:i/>
         </w:rPr>
-        <w:t>I det avverkningsanmälda skogsområdet har 2 naturvårdsarter varav 2 rödlistade arter sina livsmiljöer och växtplatser.</w:t>
+        <w:t>I det avverkningsanmälda skogsområdet har 3 naturvårdsarter varav 3 rödlistade arter sina livsmiljöer och växtplatser.</w:t>
       </w:r>
     </w:p>
     <w:p>
@@ -720,7 +744,7 @@
 </file>
 
 <file path=word/endnotes.xml><?xml version="1.0" encoding="utf-8"?>
-<w:endnotes xmlns:wpc="http://schemas.microsoft.com/office/word/2010/wordprocessingCanvas" xmlns:cx="http://schemas.microsoft.com/office/drawing/2014/chartex" xmlns:cx1="http://schemas.microsoft.com/office/drawing/2015/9/8/chartex" xmlns:cx2="http://schemas.microsoft.com/office/drawing/2015/10/21/chartex" xmlns:cx3="http://schemas.microsoft.com/office/drawing/2016/5/9/chartex" xmlns:cx4="http://schemas.microsoft.com/office/drawing/2016/5/10/chartex" xmlns:cx5="http://schemas.microsoft.com/office/drawing/2016/5/11/chartex" xmlns:cx6="http://schemas.microsoft.com/office/drawing/2016/5/12/chartex" xmlns:cx7="http://schemas.microsoft.com/office/drawing/2016/5/13/chartex" xmlns:cx8="http://schemas.microsoft.com/office/drawing/2016/5/14/chartex" xmlns:mc="http://schemas.openxmlformats.org/markup-compatibility/2006" xmlns:aink="http://schemas.microsoft.com/office/drawing/2016/ink" xmlns:am3d="http://schemas.microsoft.com/office/drawing/2017/model3d" xmlns:o="urn:schemas-microsoft-com:office:office" xmlns:oel="http://schemas.microsoft.com/office/2019/extlst" xmlns:r="http://schemas.openxmlformats.org/officeDocument/2006/relationships" xmlns:m="http://schemas.openxmlformats.org/officeDocument/2006/math" xmlns:v="urn:schemas-microsoft-com:vml" xmlns:wp14="http://schemas.microsoft.com/office/word/2010/wordprocessingDrawing" xmlns:wp="http://schemas.openxmlformats.org/drawingml/2006/wordprocessingDrawing" xmlns:w10="urn:schemas-microsoft-com:office:word" xmlns:w="http://schemas.openxmlformats.org/wordprocessingml/2006/main" xmlns:w14="http://schemas.microsoft.com/office/word/2010/wordml" xmlns:w15="http://schemas.microsoft.com/office/word/2012/wordml" xmlns:w16cex="http://schemas.microsoft.com/office/word/2018/wordml/cex" xmlns:w16cid="http://schemas.microsoft.com/office/word/2016/wordml/cid" xmlns:w16="http://schemas.microsoft.com/office/word/2018/wordml" xmlns:w16sdtdh="http://schemas.microsoft.com/office/word/2020/wordml/sdtdatahash" xmlns:w16se="http://schemas.microsoft.com/office/word/2015/wordml/symex" xmlns:wpg="http://schemas.microsoft.com/office/word/2010/wordprocessingGroup" xmlns:wpi="http://schemas.microsoft.com/office/word/2010/wordprocessingInk" xmlns:wne="http://schemas.microsoft.com/office/word/2006/wordml" xmlns:wps="http://schemas.microsoft.com/office/word/2010/wordprocessingShape" mc:Ignorable="w14 w15 w16se w16cid w16 w16cex w16sdtdh wp14">
+<w:endnotes xmlns:wpc="http://schemas.microsoft.com/office/word/2010/wordprocessingCanvas" xmlns:cx="http://schemas.microsoft.com/office/drawing/2014/chartex" xmlns:cx1="http://schemas.microsoft.com/office/drawing/2015/9/8/chartex" xmlns:cx2="http://schemas.microsoft.com/office/drawing/2015/10/21/chartex" xmlns:cx3="http://schemas.microsoft.com/office/drawing/2016/5/9/chartex" xmlns:cx4="http://schemas.microsoft.com/office/drawing/2016/5/10/chartex" xmlns:cx5="http://schemas.microsoft.com/office/drawing/2016/5/11/chartex" xmlns:cx6="http://schemas.microsoft.com/office/drawing/2016/5/12/chartex" xmlns:cx7="http://schemas.microsoft.com/office/drawing/2016/5/13/chartex" xmlns:cx8="http://schemas.microsoft.com/office/drawing/2016/5/14/chartex" xmlns:mc="http://schemas.openxmlformats.org/markup-compatibility/2006" xmlns:aink="http://schemas.microsoft.com/office/drawing/2016/ink" xmlns:am3d="http://schemas.microsoft.com/office/drawing/2017/model3d" xmlns:o="urn:schemas-microsoft-com:office:office" xmlns:oel="http://schemas.microsoft.com/office/2019/extlst" xmlns:r="http://schemas.openxmlformats.org/officeDocument/2006/relationships" xmlns:m="http://schemas.openxmlformats.org/officeDocument/2006/math" xmlns:v="urn:schemas-microsoft-com:vml" xmlns:wp14="http://schemas.microsoft.com/office/word/2010/wordprocessingDrawing" xmlns:wp="http://schemas.openxmlformats.org/drawingml/2006/wordprocessingDrawing" xmlns:w10="urn:schemas-microsoft-com:office:word" xmlns:w="http://schemas.openxmlformats.org/wordprocessingml/2006/main" xmlns:w14="http://schemas.microsoft.com/office/word/2010/wordml" xmlns:w15="http://schemas.microsoft.com/office/word/2012/wordml" xmlns:w16cex="http://schemas.microsoft.com/office/word/2018/wordml/cex" xmlns:w16cid="http://schemas.microsoft.com/office/word/2016/wordml/cid" xmlns:w16="http://schemas.microsoft.com/office/word/2018/wordml" xmlns:w16du="http://schemas.microsoft.com/office/word/2023/wordml/word16du" xmlns:w16sdtdh="http://schemas.microsoft.com/office/word/2020/wordml/sdtdatahash" xmlns:w16sdtfl="http://schemas.microsoft.com/office/word/2024/wordml/sdtformatlock" xmlns:w16se="http://schemas.microsoft.com/office/word/2015/wordml/symex" xmlns:wpg="http://schemas.microsoft.com/office/word/2010/wordprocessingGroup" xmlns:wpi="http://schemas.microsoft.com/office/word/2010/wordprocessingInk" xmlns:wne="http://schemas.microsoft.com/office/word/2006/wordml" xmlns:wps="http://schemas.microsoft.com/office/word/2010/wordprocessingShape" mc:Ignorable="w14 w15 w16se w16cid w16 w16cex w16sdtdh w16sdtfl w16du wp14">
   <w:endnote w:type="separator" w:id="-1">
     <w:p>
       <w:pPr>
@@ -745,7 +769,7 @@
 </file>
 
 <file path=word/footer1.xml><?xml version="1.0" encoding="utf-8"?>
-<w:ftr xmlns:wpc="http://schemas.microsoft.com/office/word/2010/wordprocessingCanvas" xmlns:cx="http://schemas.microsoft.com/office/drawing/2014/chartex" xmlns:cx1="http://schemas.microsoft.com/office/drawing/2015/9/8/chartex" xmlns:cx2="http://schemas.microsoft.com/office/drawing/2015/10/21/chartex" xmlns:cx3="http://schemas.microsoft.com/office/drawing/2016/5/9/chartex" xmlns:cx4="http://schemas.microsoft.com/office/drawing/2016/5/10/chartex" xmlns:cx5="http://schemas.microsoft.com/office/drawing/2016/5/11/chartex" xmlns:cx6="http://schemas.microsoft.com/office/drawing/2016/5/12/chartex" xmlns:cx7="http://schemas.microsoft.com/office/drawing/2016/5/13/chartex" xmlns:cx8="http://schemas.microsoft.com/office/drawing/2016/5/14/chartex" xmlns:mc="http://schemas.openxmlformats.org/markup-compatibility/2006" xmlns:aink="http://schemas.microsoft.com/office/drawing/2016/ink" xmlns:am3d="http://schemas.microsoft.com/office/drawing/2017/model3d" xmlns:o="urn:schemas-microsoft-com:office:office" xmlns:oel="http://schemas.microsoft.com/office/2019/extlst" xmlns:r="http://schemas.openxmlformats.org/officeDocument/2006/relationships" xmlns:m="http://schemas.openxmlformats.org/officeDocument/2006/math" xmlns:v="urn:schemas-microsoft-com:vml" xmlns:wp14="http://schemas.microsoft.com/office/word/2010/wordprocessingDrawing" xmlns:wp="http://schemas.openxmlformats.org/drawingml/2006/wordprocessingDrawing" xmlns:w10="urn:schemas-microsoft-com:office:word" xmlns:w="http://schemas.openxmlformats.org/wordprocessingml/2006/main" xmlns:w14="http://schemas.microsoft.com/office/word/2010/wordml" xmlns:w15="http://schemas.microsoft.com/office/word/2012/wordml" xmlns:w16cex="http://schemas.microsoft.com/office/word/2018/wordml/cex" xmlns:w16cid="http://schemas.microsoft.com/office/word/2016/wordml/cid" xmlns:w16="http://schemas.microsoft.com/office/word/2018/wordml" xmlns:w16sdtdh="http://schemas.microsoft.com/office/word/2020/wordml/sdtdatahash" xmlns:w16se="http://schemas.microsoft.com/office/word/2015/wordml/symex" xmlns:wpg="http://schemas.microsoft.com/office/word/2010/wordprocessingGroup" xmlns:wpi="http://schemas.microsoft.com/office/word/2010/wordprocessingInk" xmlns:wne="http://schemas.microsoft.com/office/word/2006/wordml" xmlns:wps="http://schemas.microsoft.com/office/word/2010/wordprocessingShape" mc:Ignorable="w14 w15 w16se w16cid w16 w16cex w16sdtdh wp14">
+<w:ftr xmlns:wpc="http://schemas.microsoft.com/office/word/2010/wordprocessingCanvas" xmlns:cx="http://schemas.microsoft.com/office/drawing/2014/chartex" xmlns:cx1="http://schemas.microsoft.com/office/drawing/2015/9/8/chartex" xmlns:cx2="http://schemas.microsoft.com/office/drawing/2015/10/21/chartex" xmlns:cx3="http://schemas.microsoft.com/office/drawing/2016/5/9/chartex" xmlns:cx4="http://schemas.microsoft.com/office/drawing/2016/5/10/chartex" xmlns:cx5="http://schemas.microsoft.com/office/drawing/2016/5/11/chartex" xmlns:cx6="http://schemas.microsoft.com/office/drawing/2016/5/12/chartex" xmlns:cx7="http://schemas.microsoft.com/office/drawing/2016/5/13/chartex" xmlns:cx8="http://schemas.microsoft.com/office/drawing/2016/5/14/chartex" xmlns:mc="http://schemas.openxmlformats.org/markup-compatibility/2006" xmlns:aink="http://schemas.microsoft.com/office/drawing/2016/ink" xmlns:am3d="http://schemas.microsoft.com/office/drawing/2017/model3d" xmlns:o="urn:schemas-microsoft-com:office:office" xmlns:oel="http://schemas.microsoft.com/office/2019/extlst" xmlns:r="http://schemas.openxmlformats.org/officeDocument/2006/relationships" xmlns:m="http://schemas.openxmlformats.org/officeDocument/2006/math" xmlns:v="urn:schemas-microsoft-com:vml" xmlns:wp14="http://schemas.microsoft.com/office/word/2010/wordprocessingDrawing" xmlns:wp="http://schemas.openxmlformats.org/drawingml/2006/wordprocessingDrawing" xmlns:w10="urn:schemas-microsoft-com:office:word" xmlns:w="http://schemas.openxmlformats.org/wordprocessingml/2006/main" xmlns:w14="http://schemas.microsoft.com/office/word/2010/wordml" xmlns:w15="http://schemas.microsoft.com/office/word/2012/wordml" xmlns:w16cex="http://schemas.microsoft.com/office/word/2018/wordml/cex" xmlns:w16cid="http://schemas.microsoft.com/office/word/2016/wordml/cid" xmlns:w16="http://schemas.microsoft.com/office/word/2018/wordml" xmlns:w16du="http://schemas.microsoft.com/office/word/2023/wordml/word16du" xmlns:w16sdtdh="http://schemas.microsoft.com/office/word/2020/wordml/sdtdatahash" xmlns:w16sdtfl="http://schemas.microsoft.com/office/word/2024/wordml/sdtformatlock" xmlns:w16se="http://schemas.microsoft.com/office/word/2015/wordml/symex" xmlns:wpg="http://schemas.microsoft.com/office/word/2010/wordprocessingGroup" xmlns:wpi="http://schemas.microsoft.com/office/word/2010/wordprocessingInk" xmlns:wne="http://schemas.microsoft.com/office/word/2006/wordml" xmlns:wps="http://schemas.microsoft.com/office/word/2010/wordprocessingShape" mc:Ignorable="w14 w15 w16se w16cid w16 w16cex w16sdtdh w16sdtfl w16du wp14">
   <w:p>
     <w:pPr>
       <w:pStyle w:val="Footer"/>
@@ -755,7 +779,7 @@
 </file>
 
 <file path=word/footer2.xml><?xml version="1.0" encoding="utf-8"?>
-<w:ftr xmlns:wpc="http://schemas.microsoft.com/office/word/2010/wordprocessingCanvas" xmlns:cx="http://schemas.microsoft.com/office/drawing/2014/chartex" xmlns:cx1="http://schemas.microsoft.com/office/drawing/2015/9/8/chartex" xmlns:cx2="http://schemas.microsoft.com/office/drawing/2015/10/21/chartex" xmlns:cx3="http://schemas.microsoft.com/office/drawing/2016/5/9/chartex" xmlns:cx4="http://schemas.microsoft.com/office/drawing/2016/5/10/chartex" xmlns:cx5="http://schemas.microsoft.com/office/drawing/2016/5/11/chartex" xmlns:cx6="http://schemas.microsoft.com/office/drawing/2016/5/12/chartex" xmlns:cx7="http://schemas.microsoft.com/office/drawing/2016/5/13/chartex" xmlns:cx8="http://schemas.microsoft.com/office/drawing/2016/5/14/chartex" xmlns:mc="http://schemas.openxmlformats.org/markup-compatibility/2006" xmlns:aink="http://schemas.microsoft.com/office/drawing/2016/ink" xmlns:am3d="http://schemas.microsoft.com/office/drawing/2017/model3d" xmlns:o="urn:schemas-microsoft-com:office:office" xmlns:oel="http://schemas.microsoft.com/office/2019/extlst" xmlns:r="http://schemas.openxmlformats.org/officeDocument/2006/relationships" xmlns:m="http://schemas.openxmlformats.org/officeDocument/2006/math" xmlns:v="urn:schemas-microsoft-com:vml" xmlns:wp14="http://schemas.microsoft.com/office/word/2010/wordprocessingDrawing" xmlns:wp="http://schemas.openxmlformats.org/drawingml/2006/wordprocessingDrawing" xmlns:w10="urn:schemas-microsoft-com:office:word" xmlns:w="http://schemas.openxmlformats.org/wordprocessingml/2006/main" xmlns:w14="http://schemas.microsoft.com/office/word/2010/wordml" xmlns:w15="http://schemas.microsoft.com/office/word/2012/wordml" xmlns:w16cex="http://schemas.microsoft.com/office/word/2018/wordml/cex" xmlns:w16cid="http://schemas.microsoft.com/office/word/2016/wordml/cid" xmlns:w16="http://schemas.microsoft.com/office/word/2018/wordml" xmlns:w16sdtdh="http://schemas.microsoft.com/office/word/2020/wordml/sdtdatahash" xmlns:w16se="http://schemas.microsoft.com/office/word/2015/wordml/symex" xmlns:wpg="http://schemas.microsoft.com/office/word/2010/wordprocessingGroup" xmlns:wpi="http://schemas.microsoft.com/office/word/2010/wordprocessingInk" xmlns:wne="http://schemas.microsoft.com/office/word/2006/wordml" xmlns:wps="http://schemas.microsoft.com/office/word/2010/wordprocessingShape" mc:Ignorable="w14 w15 w16se w16cid w16 w16cex w16sdtdh wp14">
+<w:ftr xmlns:wpc="http://schemas.microsoft.com/office/word/2010/wordprocessingCanvas" xmlns:cx="http://schemas.microsoft.com/office/drawing/2014/chartex" xmlns:cx1="http://schemas.microsoft.com/office/drawing/2015/9/8/chartex" xmlns:cx2="http://schemas.microsoft.com/office/drawing/2015/10/21/chartex" xmlns:cx3="http://schemas.microsoft.com/office/drawing/2016/5/9/chartex" xmlns:cx4="http://schemas.microsoft.com/office/drawing/2016/5/10/chartex" xmlns:cx5="http://schemas.microsoft.com/office/drawing/2016/5/11/chartex" xmlns:cx6="http://schemas.microsoft.com/office/drawing/2016/5/12/chartex" xmlns:cx7="http://schemas.microsoft.com/office/drawing/2016/5/13/chartex" xmlns:cx8="http://schemas.microsoft.com/office/drawing/2016/5/14/chartex" xmlns:mc="http://schemas.openxmlformats.org/markup-compatibility/2006" xmlns:aink="http://schemas.microsoft.com/office/drawing/2016/ink" xmlns:am3d="http://schemas.microsoft.com/office/drawing/2017/model3d" xmlns:o="urn:schemas-microsoft-com:office:office" xmlns:oel="http://schemas.microsoft.com/office/2019/extlst" xmlns:r="http://schemas.openxmlformats.org/officeDocument/2006/relationships" xmlns:m="http://schemas.openxmlformats.org/officeDocument/2006/math" xmlns:v="urn:schemas-microsoft-com:vml" xmlns:wp14="http://schemas.microsoft.com/office/word/2010/wordprocessingDrawing" xmlns:wp="http://schemas.openxmlformats.org/drawingml/2006/wordprocessingDrawing" xmlns:w10="urn:schemas-microsoft-com:office:word" xmlns:w="http://schemas.openxmlformats.org/wordprocessingml/2006/main" xmlns:w14="http://schemas.microsoft.com/office/word/2010/wordml" xmlns:w15="http://schemas.microsoft.com/office/word/2012/wordml" xmlns:w16cex="http://schemas.microsoft.com/office/word/2018/wordml/cex" xmlns:w16cid="http://schemas.microsoft.com/office/word/2016/wordml/cid" xmlns:w16="http://schemas.microsoft.com/office/word/2018/wordml" xmlns:w16du="http://schemas.microsoft.com/office/word/2023/wordml/word16du" xmlns:w16sdtdh="http://schemas.microsoft.com/office/word/2020/wordml/sdtdatahash" xmlns:w16sdtfl="http://schemas.microsoft.com/office/word/2024/wordml/sdtformatlock" xmlns:w16se="http://schemas.microsoft.com/office/word/2015/wordml/symex" xmlns:wpg="http://schemas.microsoft.com/office/word/2010/wordprocessingGroup" xmlns:wpi="http://schemas.microsoft.com/office/word/2010/wordprocessingInk" xmlns:wne="http://schemas.microsoft.com/office/word/2006/wordml" xmlns:wps="http://schemas.microsoft.com/office/word/2010/wordprocessingShape" mc:Ignorable="w14 w15 w16se w16cid w16 w16cex w16sdtdh w16sdtfl w16du wp14">
   <w:p>
     <w:pPr>
       <w:pStyle w:val="Footer"/>
@@ -765,7 +789,7 @@
 </file>
 
 <file path=word/footer3.xml><?xml version="1.0" encoding="utf-8"?>
-<w:ftr xmlns:wpc="http://schemas.microsoft.com/office/word/2010/wordprocessingCanvas" xmlns:cx="http://schemas.microsoft.com/office/drawing/2014/chartex" xmlns:cx1="http://schemas.microsoft.com/office/drawing/2015/9/8/chartex" xmlns:cx2="http://schemas.microsoft.com/office/drawing/2015/10/21/chartex" xmlns:cx3="http://schemas.microsoft.com/office/drawing/2016/5/9/chartex" xmlns:cx4="http://schemas.microsoft.com/office/drawing/2016/5/10/chartex" xmlns:cx5="http://schemas.microsoft.com/office/drawing/2016/5/11/chartex" xmlns:cx6="http://schemas.microsoft.com/office/drawing/2016/5/12/chartex" xmlns:cx7="http://schemas.microsoft.com/office/drawing/2016/5/13/chartex" xmlns:cx8="http://schemas.microsoft.com/office/drawing/2016/5/14/chartex" xmlns:mc="http://schemas.openxmlformats.org/markup-compatibility/2006" xmlns:aink="http://schemas.microsoft.com/office/drawing/2016/ink" xmlns:am3d="http://schemas.microsoft.com/office/drawing/2017/model3d" xmlns:o="urn:schemas-microsoft-com:office:office" xmlns:oel="http://schemas.microsoft.com/office/2019/extlst" xmlns:r="http://schemas.openxmlformats.org/officeDocument/2006/relationships" xmlns:m="http://schemas.openxmlformats.org/officeDocument/2006/math" xmlns:v="urn:schemas-microsoft-com:vml" xmlns:wp14="http://schemas.microsoft.com/office/word/2010/wordprocessingDrawing" xmlns:wp="http://schemas.openxmlformats.org/drawingml/2006/wordprocessingDrawing" xmlns:w10="urn:schemas-microsoft-com:office:word" xmlns:w="http://schemas.openxmlformats.org/wordprocessingml/2006/main" xmlns:w14="http://schemas.microsoft.com/office/word/2010/wordml" xmlns:w15="http://schemas.microsoft.com/office/word/2012/wordml" xmlns:w16cex="http://schemas.microsoft.com/office/word/2018/wordml/cex" xmlns:w16cid="http://schemas.microsoft.com/office/word/2016/wordml/cid" xmlns:w16="http://schemas.microsoft.com/office/word/2018/wordml" xmlns:w16sdtdh="http://schemas.microsoft.com/office/word/2020/wordml/sdtdatahash" xmlns:w16se="http://schemas.microsoft.com/office/word/2015/wordml/symex" xmlns:wpg="http://schemas.microsoft.com/office/word/2010/wordprocessingGroup" xmlns:wpi="http://schemas.microsoft.com/office/word/2010/wordprocessingInk" xmlns:wne="http://schemas.microsoft.com/office/word/2006/wordml" xmlns:wps="http://schemas.microsoft.com/office/word/2010/wordprocessingShape" mc:Ignorable="w14 w15 w16se w16cid w16 w16cex w16sdtdh wp14">
+<w:ftr xmlns:wpc="http://schemas.microsoft.com/office/word/2010/wordprocessingCanvas" xmlns:cx="http://schemas.microsoft.com/office/drawing/2014/chartex" xmlns:cx1="http://schemas.microsoft.com/office/drawing/2015/9/8/chartex" xmlns:cx2="http://schemas.microsoft.com/office/drawing/2015/10/21/chartex" xmlns:cx3="http://schemas.microsoft.com/office/drawing/2016/5/9/chartex" xmlns:cx4="http://schemas.microsoft.com/office/drawing/2016/5/10/chartex" xmlns:cx5="http://schemas.microsoft.com/office/drawing/2016/5/11/chartex" xmlns:cx6="http://schemas.microsoft.com/office/drawing/2016/5/12/chartex" xmlns:cx7="http://schemas.microsoft.com/office/drawing/2016/5/13/chartex" xmlns:cx8="http://schemas.microsoft.com/office/drawing/2016/5/14/chartex" xmlns:mc="http://schemas.openxmlformats.org/markup-compatibility/2006" xmlns:aink="http://schemas.microsoft.com/office/drawing/2016/ink" xmlns:am3d="http://schemas.microsoft.com/office/drawing/2017/model3d" xmlns:o="urn:schemas-microsoft-com:office:office" xmlns:oel="http://schemas.microsoft.com/office/2019/extlst" xmlns:r="http://schemas.openxmlformats.org/officeDocument/2006/relationships" xmlns:m="http://schemas.openxmlformats.org/officeDocument/2006/math" xmlns:v="urn:schemas-microsoft-com:vml" xmlns:wp14="http://schemas.microsoft.com/office/word/2010/wordprocessingDrawing" xmlns:wp="http://schemas.openxmlformats.org/drawingml/2006/wordprocessingDrawing" xmlns:w10="urn:schemas-microsoft-com:office:word" xmlns:w="http://schemas.openxmlformats.org/wordprocessingml/2006/main" xmlns:w14="http://schemas.microsoft.com/office/word/2010/wordml" xmlns:w15="http://schemas.microsoft.com/office/word/2012/wordml" xmlns:w16cex="http://schemas.microsoft.com/office/word/2018/wordml/cex" xmlns:w16cid="http://schemas.microsoft.com/office/word/2016/wordml/cid" xmlns:w16="http://schemas.microsoft.com/office/word/2018/wordml" xmlns:w16du="http://schemas.microsoft.com/office/word/2023/wordml/word16du" xmlns:w16sdtdh="http://schemas.microsoft.com/office/word/2020/wordml/sdtdatahash" xmlns:w16sdtfl="http://schemas.microsoft.com/office/word/2024/wordml/sdtformatlock" xmlns:w16se="http://schemas.microsoft.com/office/word/2015/wordml/symex" xmlns:wpg="http://schemas.microsoft.com/office/word/2010/wordprocessingGroup" xmlns:wpi="http://schemas.microsoft.com/office/word/2010/wordprocessingInk" xmlns:wne="http://schemas.microsoft.com/office/word/2006/wordml" xmlns:wps="http://schemas.microsoft.com/office/word/2010/wordprocessingShape" mc:Ignorable="w14 w15 w16se w16cid w16 w16cex w16sdtdh w16sdtfl w16du wp14">
   <w:p>
     <w:pPr>
       <w:pStyle w:val="Footer"/>
@@ -775,7 +799,7 @@
 </file>
 
 <file path=word/footnotes.xml><?xml version="1.0" encoding="utf-8"?>
-<w:footnotes xmlns:wpc="http://schemas.microsoft.com/office/word/2010/wordprocessingCanvas" xmlns:cx="http://schemas.microsoft.com/office/drawing/2014/chartex" xmlns:cx1="http://schemas.microsoft.com/office/drawing/2015/9/8/chartex" xmlns:cx2="http://schemas.microsoft.com/office/drawing/2015/10/21/chartex" xmlns:cx3="http://schemas.microsoft.com/office/drawing/2016/5/9/chartex" xmlns:cx4="http://schemas.microsoft.com/office/drawing/2016/5/10/chartex" xmlns:cx5="http://schemas.microsoft.com/office/drawing/2016/5/11/chartex" xmlns:cx6="http://schemas.microsoft.com/office/drawing/2016/5/12/chartex" xmlns:cx7="http://schemas.microsoft.com/office/drawing/2016/5/13/chartex" xmlns:cx8="http://schemas.microsoft.com/office/drawing/2016/5/14/chartex" xmlns:mc="http://schemas.openxmlformats.org/markup-compatibility/2006" xmlns:aink="http://schemas.microsoft.com/office/drawing/2016/ink" xmlns:am3d="http://schemas.microsoft.com/office/drawing/2017/model3d" xmlns:o="urn:schemas-microsoft-com:office:office" xmlns:oel="http://schemas.microsoft.com/office/2019/extlst" xmlns:r="http://schemas.openxmlformats.org/officeDocument/2006/relationships" xmlns:m="http://schemas.openxmlformats.org/officeDocument/2006/math" xmlns:v="urn:schemas-microsoft-com:vml" xmlns:wp14="http://schemas.microsoft.com/office/word/2010/wordprocessingDrawing" xmlns:wp="http://schemas.openxmlformats.org/drawingml/2006/wordprocessingDrawing" xmlns:w10="urn:schemas-microsoft-com:office:word" xmlns:w="http://schemas.openxmlformats.org/wordprocessingml/2006/main" xmlns:w14="http://schemas.microsoft.com/office/word/2010/wordml" xmlns:w15="http://schemas.microsoft.com/office/word/2012/wordml" xmlns:w16cex="http://schemas.microsoft.com/office/word/2018/wordml/cex" xmlns:w16cid="http://schemas.microsoft.com/office/word/2016/wordml/cid" xmlns:w16="http://schemas.microsoft.com/office/word/2018/wordml" xmlns:w16sdtdh="http://schemas.microsoft.com/office/word/2020/wordml/sdtdatahash" xmlns:w16se="http://schemas.microsoft.com/office/word/2015/wordml/symex" xmlns:wpg="http://schemas.microsoft.com/office/word/2010/wordprocessingGroup" xmlns:wpi="http://schemas.microsoft.com/office/word/2010/wordprocessingInk" xmlns:wne="http://schemas.microsoft.com/office/word/2006/wordml" xmlns:wps="http://schemas.microsoft.com/office/word/2010/wordprocessingShape" mc:Ignorable="w14 w15 w16se w16cid w16 w16cex w16sdtdh wp14">
+<w:footnotes xmlns:wpc="http://schemas.microsoft.com/office/word/2010/wordprocessingCanvas" xmlns:cx="http://schemas.microsoft.com/office/drawing/2014/chartex" xmlns:cx1="http://schemas.microsoft.com/office/drawing/2015/9/8/chartex" xmlns:cx2="http://schemas.microsoft.com/office/drawing/2015/10/21/chartex" xmlns:cx3="http://schemas.microsoft.com/office/drawing/2016/5/9/chartex" xmlns:cx4="http://schemas.microsoft.com/office/drawing/2016/5/10/chartex" xmlns:cx5="http://schemas.microsoft.com/office/drawing/2016/5/11/chartex" xmlns:cx6="http://schemas.microsoft.com/office/drawing/2016/5/12/chartex" xmlns:cx7="http://schemas.microsoft.com/office/drawing/2016/5/13/chartex" xmlns:cx8="http://schemas.microsoft.com/office/drawing/2016/5/14/chartex" xmlns:mc="http://schemas.openxmlformats.org/markup-compatibility/2006" xmlns:aink="http://schemas.microsoft.com/office/drawing/2016/ink" xmlns:am3d="http://schemas.microsoft.com/office/drawing/2017/model3d" xmlns:o="urn:schemas-microsoft-com:office:office" xmlns:oel="http://schemas.microsoft.com/office/2019/extlst" xmlns:r="http://schemas.openxmlformats.org/officeDocument/2006/relationships" xmlns:m="http://schemas.openxmlformats.org/officeDocument/2006/math" xmlns:v="urn:schemas-microsoft-com:vml" xmlns:wp14="http://schemas.microsoft.com/office/word/2010/wordprocessingDrawing" xmlns:wp="http://schemas.openxmlformats.org/drawingml/2006/wordprocessingDrawing" xmlns:w10="urn:schemas-microsoft-com:office:word" xmlns:w="http://schemas.openxmlformats.org/wordprocessingml/2006/main" xmlns:w14="http://schemas.microsoft.com/office/word/2010/wordml" xmlns:w15="http://schemas.microsoft.com/office/word/2012/wordml" xmlns:w16cex="http://schemas.microsoft.com/office/word/2018/wordml/cex" xmlns:w16cid="http://schemas.microsoft.com/office/word/2016/wordml/cid" xmlns:w16="http://schemas.microsoft.com/office/word/2018/wordml" xmlns:w16du="http://schemas.microsoft.com/office/word/2023/wordml/word16du" xmlns:w16sdtdh="http://schemas.microsoft.com/office/word/2020/wordml/sdtdatahash" xmlns:w16sdtfl="http://schemas.microsoft.com/office/word/2024/wordml/sdtformatlock" xmlns:w16se="http://schemas.microsoft.com/office/word/2015/wordml/symex" xmlns:wpg="http://schemas.microsoft.com/office/word/2010/wordprocessingGroup" xmlns:wpi="http://schemas.microsoft.com/office/word/2010/wordprocessingInk" xmlns:wne="http://schemas.microsoft.com/office/word/2006/wordml" xmlns:wps="http://schemas.microsoft.com/office/word/2010/wordprocessingShape" mc:Ignorable="w14 w15 w16se w16cid w16 w16cex w16sdtdh w16sdtfl w16du wp14">
   <w:footnote w:type="separator" w:id="-1">
     <w:p>
       <w:pPr>
@@ -800,7 +824,7 @@
 </file>
 
 <file path=word/header1.xml><?xml version="1.0" encoding="utf-8"?>
-<w:hdr xmlns:wpc="http://schemas.microsoft.com/office/word/2010/wordprocessingCanvas" xmlns:cx="http://schemas.microsoft.com/office/drawing/2014/chartex" xmlns:cx1="http://schemas.microsoft.com/office/drawing/2015/9/8/chartex" xmlns:cx2="http://schemas.microsoft.com/office/drawing/2015/10/21/chartex" xmlns:cx3="http://schemas.microsoft.com/office/drawing/2016/5/9/chartex" xmlns:cx4="http://schemas.microsoft.com/office/drawing/2016/5/10/chartex" xmlns:cx5="http://schemas.microsoft.com/office/drawing/2016/5/11/chartex" xmlns:cx6="http://schemas.microsoft.com/office/drawing/2016/5/12/chartex" xmlns:cx7="http://schemas.microsoft.com/office/drawing/2016/5/13/chartex" xmlns:cx8="http://schemas.microsoft.com/office/drawing/2016/5/14/chartex" xmlns:mc="http://schemas.openxmlformats.org/markup-compatibility/2006" xmlns:aink="http://schemas.microsoft.com/office/drawing/2016/ink" xmlns:am3d="http://schemas.microsoft.com/office/drawing/2017/model3d" xmlns:o="urn:schemas-microsoft-com:office:office" xmlns:oel="http://schemas.microsoft.com/office/2019/extlst" xmlns:r="http://schemas.openxmlformats.org/officeDocument/2006/relationships" xmlns:m="http://schemas.openxmlformats.org/officeDocument/2006/math" xmlns:v="urn:schemas-microsoft-com:vml" xmlns:wp14="http://schemas.microsoft.com/office/word/2010/wordprocessingDrawing" xmlns:wp="http://schemas.openxmlformats.org/drawingml/2006/wordprocessingDrawing" xmlns:w10="urn:schemas-microsoft-com:office:word" xmlns:w="http://schemas.openxmlformats.org/wordprocessingml/2006/main" xmlns:w14="http://schemas.microsoft.com/office/word/2010/wordml" xmlns:w15="http://schemas.microsoft.com/office/word/2012/wordml" xmlns:w16cex="http://schemas.microsoft.com/office/word/2018/wordml/cex" xmlns:w16cid="http://schemas.microsoft.com/office/word/2016/wordml/cid" xmlns:w16="http://schemas.microsoft.com/office/word/2018/wordml" xmlns:w16sdtdh="http://schemas.microsoft.com/office/word/2020/wordml/sdtdatahash" xmlns:w16se="http://schemas.microsoft.com/office/word/2015/wordml/symex" xmlns:wpg="http://schemas.microsoft.com/office/word/2010/wordprocessingGroup" xmlns:wpi="http://schemas.microsoft.com/office/word/2010/wordprocessingInk" xmlns:wne="http://schemas.microsoft.com/office/word/2006/wordml" xmlns:wps="http://schemas.microsoft.com/office/word/2010/wordprocessingShape" mc:Ignorable="w14 w15 w16se w16cid w16 w16cex w16sdtdh wp14">
+<w:hdr xmlns:wpc="http://schemas.microsoft.com/office/word/2010/wordprocessingCanvas" xmlns:cx="http://schemas.microsoft.com/office/drawing/2014/chartex" xmlns:cx1="http://schemas.microsoft.com/office/drawing/2015/9/8/chartex" xmlns:cx2="http://schemas.microsoft.com/office/drawing/2015/10/21/chartex" xmlns:cx3="http://schemas.microsoft.com/office/drawing/2016/5/9/chartex" xmlns:cx4="http://schemas.microsoft.com/office/drawing/2016/5/10/chartex" xmlns:cx5="http://schemas.microsoft.com/office/drawing/2016/5/11/chartex" xmlns:cx6="http://schemas.microsoft.com/office/drawing/2016/5/12/chartex" xmlns:cx7="http://schemas.microsoft.com/office/drawing/2016/5/13/chartex" xmlns:cx8="http://schemas.microsoft.com/office/drawing/2016/5/14/chartex" xmlns:mc="http://schemas.openxmlformats.org/markup-compatibility/2006" xmlns:aink="http://schemas.microsoft.com/office/drawing/2016/ink" xmlns:am3d="http://schemas.microsoft.com/office/drawing/2017/model3d" xmlns:o="urn:schemas-microsoft-com:office:office" xmlns:oel="http://schemas.microsoft.com/office/2019/extlst" xmlns:r="http://schemas.openxmlformats.org/officeDocument/2006/relationships" xmlns:m="http://schemas.openxmlformats.org/officeDocument/2006/math" xmlns:v="urn:schemas-microsoft-com:vml" xmlns:wp14="http://schemas.microsoft.com/office/word/2010/wordprocessingDrawing" xmlns:wp="http://schemas.openxmlformats.org/drawingml/2006/wordprocessingDrawing" xmlns:w10="urn:schemas-microsoft-com:office:word" xmlns:w="http://schemas.openxmlformats.org/wordprocessingml/2006/main" xmlns:w14="http://schemas.microsoft.com/office/word/2010/wordml" xmlns:w15="http://schemas.microsoft.com/office/word/2012/wordml" xmlns:w16cex="http://schemas.microsoft.com/office/word/2018/wordml/cex" xmlns:w16cid="http://schemas.microsoft.com/office/word/2016/wordml/cid" xmlns:w16="http://schemas.microsoft.com/office/word/2018/wordml" xmlns:w16du="http://schemas.microsoft.com/office/word/2023/wordml/word16du" xmlns:w16sdtdh="http://schemas.microsoft.com/office/word/2020/wordml/sdtdatahash" xmlns:w16sdtfl="http://schemas.microsoft.com/office/word/2024/wordml/sdtformatlock" xmlns:w16se="http://schemas.microsoft.com/office/word/2015/wordml/symex" xmlns:wpg="http://schemas.microsoft.com/office/word/2010/wordprocessingGroup" xmlns:wpi="http://schemas.microsoft.com/office/word/2010/wordprocessingInk" xmlns:wne="http://schemas.microsoft.com/office/word/2006/wordml" xmlns:wps="http://schemas.microsoft.com/office/word/2010/wordprocessingShape" mc:Ignorable="w14 w15 w16se w16cid w16 w16cex w16sdtdh w16sdtfl w16du wp14">
   <w:p>
     <w:pPr>
       <w:pStyle w:val="Header"/>
@@ -810,7 +834,7 @@
 </file>
 
 <file path=word/header2.xml><?xml version="1.0" encoding="utf-8"?>
-<w:hdr xmlns:wpc="http://schemas.microsoft.com/office/word/2010/wordprocessingCanvas" xmlns:cx="http://schemas.microsoft.com/office/drawing/2014/chartex" xmlns:cx1="http://schemas.microsoft.com/office/drawing/2015/9/8/chartex" xmlns:cx2="http://schemas.microsoft.com/office/drawing/2015/10/21/chartex" xmlns:cx3="http://schemas.microsoft.com/office/drawing/2016/5/9/chartex" xmlns:cx4="http://schemas.microsoft.com/office/drawing/2016/5/10/chartex" xmlns:cx5="http://schemas.microsoft.com/office/drawing/2016/5/11/chartex" xmlns:cx6="http://schemas.microsoft.com/office/drawing/2016/5/12/chartex" xmlns:cx7="http://schemas.microsoft.com/office/drawing/2016/5/13/chartex" xmlns:cx8="http://schemas.microsoft.com/office/drawing/2016/5/14/chartex" xmlns:mc="http://schemas.openxmlformats.org/markup-compatibility/2006" xmlns:aink="http://schemas.microsoft.com/office/drawing/2016/ink" xmlns:am3d="http://schemas.microsoft.com/office/drawing/2017/model3d" xmlns:o="urn:schemas-microsoft-com:office:office" xmlns:oel="http://schemas.microsoft.com/office/2019/extlst" xmlns:r="http://schemas.openxmlformats.org/officeDocument/2006/relationships" xmlns:m="http://schemas.openxmlformats.org/officeDocument/2006/math" xmlns:v="urn:schemas-microsoft-com:vml" xmlns:wp14="http://schemas.microsoft.com/office/word/2010/wordprocessingDrawing" xmlns:wp="http://schemas.openxmlformats.org/drawingml/2006/wordprocessingDrawing" xmlns:w10="urn:schemas-microsoft-com:office:word" xmlns:w="http://schemas.openxmlformats.org/wordprocessingml/2006/main" xmlns:w14="http://schemas.microsoft.com/office/word/2010/wordml" xmlns:w15="http://schemas.microsoft.com/office/word/2012/wordml" xmlns:w16cex="http://schemas.microsoft.com/office/word/2018/wordml/cex" xmlns:w16cid="http://schemas.microsoft.com/office/word/2016/wordml/cid" xmlns:w16="http://schemas.microsoft.com/office/word/2018/wordml" xmlns:w16sdtdh="http://schemas.microsoft.com/office/word/2020/wordml/sdtdatahash" xmlns:w16se="http://schemas.microsoft.com/office/word/2015/wordml/symex" xmlns:wpg="http://schemas.microsoft.com/office/word/2010/wordprocessingGroup" xmlns:wpi="http://schemas.microsoft.com/office/word/2010/wordprocessingInk" xmlns:wne="http://schemas.microsoft.com/office/word/2006/wordml" xmlns:wps="http://schemas.microsoft.com/office/word/2010/wordprocessingShape" mc:Ignorable="w14 w15 w16se w16cid w16 w16cex w16sdtdh wp14">
+<w:hdr xmlns:wpc="http://schemas.microsoft.com/office/word/2010/wordprocessingCanvas" xmlns:cx="http://schemas.microsoft.com/office/drawing/2014/chartex" xmlns:cx1="http://schemas.microsoft.com/office/drawing/2015/9/8/chartex" xmlns:cx2="http://schemas.microsoft.com/office/drawing/2015/10/21/chartex" xmlns:cx3="http://schemas.microsoft.com/office/drawing/2016/5/9/chartex" xmlns:cx4="http://schemas.microsoft.com/office/drawing/2016/5/10/chartex" xmlns:cx5="http://schemas.microsoft.com/office/drawing/2016/5/11/chartex" xmlns:cx6="http://schemas.microsoft.com/office/drawing/2016/5/12/chartex" xmlns:cx7="http://schemas.microsoft.com/office/drawing/2016/5/13/chartex" xmlns:cx8="http://schemas.microsoft.com/office/drawing/2016/5/14/chartex" xmlns:mc="http://schemas.openxmlformats.org/markup-compatibility/2006" xmlns:aink="http://schemas.microsoft.com/office/drawing/2016/ink" xmlns:am3d="http://schemas.microsoft.com/office/drawing/2017/model3d" xmlns:o="urn:schemas-microsoft-com:office:office" xmlns:oel="http://schemas.microsoft.com/office/2019/extlst" xmlns:r="http://schemas.openxmlformats.org/officeDocument/2006/relationships" xmlns:m="http://schemas.openxmlformats.org/officeDocument/2006/math" xmlns:v="urn:schemas-microsoft-com:vml" xmlns:wp14="http://schemas.microsoft.com/office/word/2010/wordprocessingDrawing" xmlns:wp="http://schemas.openxmlformats.org/drawingml/2006/wordprocessingDrawing" xmlns:w10="urn:schemas-microsoft-com:office:word" xmlns:w="http://schemas.openxmlformats.org/wordprocessingml/2006/main" xmlns:w14="http://schemas.microsoft.com/office/word/2010/wordml" xmlns:w15="http://schemas.microsoft.com/office/word/2012/wordml" xmlns:w16cex="http://schemas.microsoft.com/office/word/2018/wordml/cex" xmlns:w16cid="http://schemas.microsoft.com/office/word/2016/wordml/cid" xmlns:w16="http://schemas.microsoft.com/office/word/2018/wordml" xmlns:w16du="http://schemas.microsoft.com/office/word/2023/wordml/word16du" xmlns:w16sdtdh="http://schemas.microsoft.com/office/word/2020/wordml/sdtdatahash" xmlns:w16sdtfl="http://schemas.microsoft.com/office/word/2024/wordml/sdtformatlock" xmlns:w16se="http://schemas.microsoft.com/office/word/2015/wordml/symex" xmlns:wpg="http://schemas.microsoft.com/office/word/2010/wordprocessingGroup" xmlns:wpi="http://schemas.microsoft.com/office/word/2010/wordprocessingInk" xmlns:wne="http://schemas.microsoft.com/office/word/2006/wordml" xmlns:wps="http://schemas.microsoft.com/office/word/2010/wordprocessingShape" mc:Ignorable="w14 w15 w16se w16cid w16 w16cex w16sdtdh w16sdtfl w16du wp14">
   <w:p>
     <w:pPr>
       <w:pStyle w:val="Header"/>
@@ -821,7 +845,7 @@
 </file>
 
 <file path=word/header3.xml><?xml version="1.0" encoding="utf-8"?>
-<w:hdr xmlns:wpc="http://schemas.microsoft.com/office/word/2010/wordprocessingCanvas" xmlns:cx="http://schemas.microsoft.com/office/drawing/2014/chartex" xmlns:cx1="http://schemas.microsoft.com/office/drawing/2015/9/8/chartex" xmlns:cx2="http://schemas.microsoft.com/office/drawing/2015/10/21/chartex" xmlns:cx3="http://schemas.microsoft.com/office/drawing/2016/5/9/chartex" xmlns:cx4="http://schemas.microsoft.com/office/drawing/2016/5/10/chartex" xmlns:cx5="http://schemas.microsoft.com/office/drawing/2016/5/11/chartex" xmlns:cx6="http://schemas.microsoft.com/office/drawing/2016/5/12/chartex" xmlns:cx7="http://schemas.microsoft.com/office/drawing/2016/5/13/chartex" xmlns:cx8="http://schemas.microsoft.com/office/drawing/2016/5/14/chartex" xmlns:mc="http://schemas.openxmlformats.org/markup-compatibility/2006" xmlns:aink="http://schemas.microsoft.com/office/drawing/2016/ink" xmlns:am3d="http://schemas.microsoft.com/office/drawing/2017/model3d" xmlns:o="urn:schemas-microsoft-com:office:office" xmlns:oel="http://schemas.microsoft.com/office/2019/extlst" xmlns:r="http://schemas.openxmlformats.org/officeDocument/2006/relationships" xmlns:m="http://schemas.openxmlformats.org/officeDocument/2006/math" xmlns:v="urn:schemas-microsoft-com:vml" xmlns:wp14="http://schemas.microsoft.com/office/word/2010/wordprocessingDrawing" xmlns:wp="http://schemas.openxmlformats.org/drawingml/2006/wordprocessingDrawing" xmlns:w10="urn:schemas-microsoft-com:office:word" xmlns:w="http://schemas.openxmlformats.org/wordprocessingml/2006/main" xmlns:w14="http://schemas.microsoft.com/office/word/2010/wordml" xmlns:w15="http://schemas.microsoft.com/office/word/2012/wordml" xmlns:w16cex="http://schemas.microsoft.com/office/word/2018/wordml/cex" xmlns:w16cid="http://schemas.microsoft.com/office/word/2016/wordml/cid" xmlns:w16="http://schemas.microsoft.com/office/word/2018/wordml" xmlns:w16sdtdh="http://schemas.microsoft.com/office/word/2020/wordml/sdtdatahash" xmlns:w16se="http://schemas.microsoft.com/office/word/2015/wordml/symex" xmlns:wpg="http://schemas.microsoft.com/office/word/2010/wordprocessingGroup" xmlns:wpi="http://schemas.microsoft.com/office/word/2010/wordprocessingInk" xmlns:wne="http://schemas.microsoft.com/office/word/2006/wordml" xmlns:wps="http://schemas.microsoft.com/office/word/2010/wordprocessingShape" mc:Ignorable="w14 w15 w16se w16cid w16 w16cex w16sdtdh wp14">
+<w:hdr xmlns:wpc="http://schemas.microsoft.com/office/word/2010/wordprocessingCanvas" xmlns:cx="http://schemas.microsoft.com/office/drawing/2014/chartex" xmlns:cx1="http://schemas.microsoft.com/office/drawing/2015/9/8/chartex" xmlns:cx2="http://schemas.microsoft.com/office/drawing/2015/10/21/chartex" xmlns:cx3="http://schemas.microsoft.com/office/drawing/2016/5/9/chartex" xmlns:cx4="http://schemas.microsoft.com/office/drawing/2016/5/10/chartex" xmlns:cx5="http://schemas.microsoft.com/office/drawing/2016/5/11/chartex" xmlns:cx6="http://schemas.microsoft.com/office/drawing/2016/5/12/chartex" xmlns:cx7="http://schemas.microsoft.com/office/drawing/2016/5/13/chartex" xmlns:cx8="http://schemas.microsoft.com/office/drawing/2016/5/14/chartex" xmlns:mc="http://schemas.openxmlformats.org/markup-compatibility/2006" xmlns:aink="http://schemas.microsoft.com/office/drawing/2016/ink" xmlns:am3d="http://schemas.microsoft.com/office/drawing/2017/model3d" xmlns:o="urn:schemas-microsoft-com:office:office" xmlns:oel="http://schemas.microsoft.com/office/2019/extlst" xmlns:r="http://schemas.openxmlformats.org/officeDocument/2006/relationships" xmlns:m="http://schemas.openxmlformats.org/officeDocument/2006/math" xmlns:v="urn:schemas-microsoft-com:vml" xmlns:wp14="http://schemas.microsoft.com/office/word/2010/wordprocessingDrawing" xmlns:wp="http://schemas.openxmlformats.org/drawingml/2006/wordprocessingDrawing" xmlns:w10="urn:schemas-microsoft-com:office:word" xmlns:w="http://schemas.openxmlformats.org/wordprocessingml/2006/main" xmlns:w14="http://schemas.microsoft.com/office/word/2010/wordml" xmlns:w15="http://schemas.microsoft.com/office/word/2012/wordml" xmlns:w16cex="http://schemas.microsoft.com/office/word/2018/wordml/cex" xmlns:w16cid="http://schemas.microsoft.com/office/word/2016/wordml/cid" xmlns:w16="http://schemas.microsoft.com/office/word/2018/wordml" xmlns:w16du="http://schemas.microsoft.com/office/word/2023/wordml/word16du" xmlns:w16sdtdh="http://schemas.microsoft.com/office/word/2020/wordml/sdtdatahash" xmlns:w16sdtfl="http://schemas.microsoft.com/office/word/2024/wordml/sdtformatlock" xmlns:w16se="http://schemas.microsoft.com/office/word/2015/wordml/symex" xmlns:wpg="http://schemas.microsoft.com/office/word/2010/wordprocessingGroup" xmlns:wpi="http://schemas.microsoft.com/office/word/2010/wordprocessingInk" xmlns:wne="http://schemas.microsoft.com/office/word/2006/wordml" xmlns:wps="http://schemas.microsoft.com/office/word/2010/wordprocessingShape" mc:Ignorable="w14 w15 w16se w16cid w16 w16cex w16sdtdh w16sdtfl w16du wp14">
   <w:p>
     <w:pPr>
       <w:pStyle w:val="Header"/>
@@ -830,7 +854,7 @@
     <w:r>
       <w:tab/>
       <w:tab/>
-      <w:t>2026-06-17</w:t>
+      <w:t>2026-06-18</w:t>
       <w:br/>
       <w:br/>
     </w:r>
@@ -847,7 +871,7 @@
 </file>
 
 <file path=word/numbering.xml><?xml version="1.0" encoding="utf-8"?>
-<w:numbering xmlns:wpc="http://schemas.microsoft.com/office/word/2010/wordprocessingCanvas" xmlns:cx="http://schemas.microsoft.com/office/drawing/2014/chartex" xmlns:cx1="http://schemas.microsoft.com/office/drawing/2015/9/8/chartex" xmlns:cx2="http://schemas.microsoft.com/office/drawing/2015/10/21/chartex" xmlns:cx3="http://schemas.microsoft.com/office/drawing/2016/5/9/chartex" xmlns:cx4="http://schemas.microsoft.com/office/drawing/2016/5/10/chartex" xmlns:cx5="http://schemas.microsoft.com/office/drawing/2016/5/11/chartex" xmlns:cx6="http://schemas.microsoft.com/office/drawing/2016/5/12/chartex" xmlns:cx7="http://schemas.microsoft.com/office/drawing/2016/5/13/chartex" xmlns:cx8="http://schemas.microsoft.com/office/drawing/2016/5/14/chartex" xmlns:mc="http://schemas.openxmlformats.org/markup-compatibility/2006" xmlns:aink="http://schemas.microsoft.com/office/drawing/2016/ink" xmlns:am3d="http://schemas.microsoft.com/office/drawing/2017/model3d" xmlns:o="urn:schemas-microsoft-com:office:office" xmlns:oel="http://schemas.microsoft.com/office/2019/extlst" xmlns:r="http://schemas.openxmlformats.org/officeDocument/2006/relationships" xmlns:m="http://schemas.openxmlformats.org/officeDocument/2006/math" xmlns:v="urn:schemas-microsoft-com:vml" xmlns:wp14="http://schemas.microsoft.com/office/word/2010/wordprocessingDrawing" xmlns:wp="http://schemas.openxmlformats.org/drawingml/2006/wordprocessingDrawing" xmlns:w10="urn:schemas-microsoft-com:office:word" xmlns:w="http://schemas.openxmlformats.org/wordprocessingml/2006/main" xmlns:w14="http://schemas.microsoft.com/office/word/2010/wordml" xmlns:w15="http://schemas.microsoft.com/office/word/2012/wordml" xmlns:w16cex="http://schemas.microsoft.com/office/word/2018/wordml/cex" xmlns:w16cid="http://schemas.microsoft.com/office/word/2016/wordml/cid" xmlns:w16="http://schemas.microsoft.com/office/word/2018/wordml" xmlns:w16sdtdh="http://schemas.microsoft.com/office/word/2020/wordml/sdtdatahash" xmlns:w16se="http://schemas.microsoft.com/office/word/2015/wordml/symex" xmlns:wpg="http://schemas.microsoft.com/office/word/2010/wordprocessingGroup" xmlns:wpi="http://schemas.microsoft.com/office/word/2010/wordprocessingInk" xmlns:wne="http://schemas.microsoft.com/office/word/2006/wordml" xmlns:wps="http://schemas.microsoft.com/office/word/2010/wordprocessingShape" mc:Ignorable="w14 w15 w16se w16cid w16 w16cex w16sdtdh wp14">
+<w:numbering xmlns:wpc="http://schemas.microsoft.com/office/word/2010/wordprocessingCanvas" xmlns:cx="http://schemas.microsoft.com/office/drawing/2014/chartex" xmlns:cx1="http://schemas.microsoft.com/office/drawing/2015/9/8/chartex" xmlns:cx2="http://schemas.microsoft.com/office/drawing/2015/10/21/chartex" xmlns:cx3="http://schemas.microsoft.com/office/drawing/2016/5/9/chartex" xmlns:cx4="http://schemas.microsoft.com/office/drawing/2016/5/10/chartex" xmlns:cx5="http://schemas.microsoft.com/office/drawing/2016/5/11/chartex" xmlns:cx6="http://schemas.microsoft.com/office/drawing/2016/5/12/chartex" xmlns:cx7="http://schemas.microsoft.com/office/drawing/2016/5/13/chartex" xmlns:cx8="http://schemas.microsoft.com/office/drawing/2016/5/14/chartex" xmlns:mc="http://schemas.openxmlformats.org/markup-compatibility/2006" xmlns:aink="http://schemas.microsoft.com/office/drawing/2016/ink" xmlns:am3d="http://schemas.microsoft.com/office/drawing/2017/model3d" xmlns:o="urn:schemas-microsoft-com:office:office" xmlns:oel="http://schemas.microsoft.com/office/2019/extlst" xmlns:r="http://schemas.openxmlformats.org/officeDocument/2006/relationships" xmlns:m="http://schemas.openxmlformats.org/officeDocument/2006/math" xmlns:v="urn:schemas-microsoft-com:vml" xmlns:wp14="http://schemas.microsoft.com/office/word/2010/wordprocessingDrawing" xmlns:wp="http://schemas.openxmlformats.org/drawingml/2006/wordprocessingDrawing" xmlns:w10="urn:schemas-microsoft-com:office:word" xmlns:w="http://schemas.openxmlformats.org/wordprocessingml/2006/main" xmlns:w14="http://schemas.microsoft.com/office/word/2010/wordml" xmlns:w15="http://schemas.microsoft.com/office/word/2012/wordml" xmlns:w16cex="http://schemas.microsoft.com/office/word/2018/wordml/cex" xmlns:w16cid="http://schemas.microsoft.com/office/word/2016/wordml/cid" xmlns:w16="http://schemas.microsoft.com/office/word/2018/wordml" xmlns:w16du="http://schemas.microsoft.com/office/word/2023/wordml/word16du" xmlns:w16sdtdh="http://schemas.microsoft.com/office/word/2020/wordml/sdtdatahash" xmlns:w16sdtfl="http://schemas.microsoft.com/office/word/2024/wordml/sdtformatlock" xmlns:w16se="http://schemas.microsoft.com/office/word/2015/wordml/symex" xmlns:wpg="http://schemas.microsoft.com/office/word/2010/wordprocessingGroup" xmlns:wpi="http://schemas.microsoft.com/office/word/2010/wordprocessingInk" xmlns:wne="http://schemas.microsoft.com/office/word/2006/wordml" xmlns:wps="http://schemas.microsoft.com/office/word/2010/wordprocessingShape" mc:Ignorable="w14 w15 w16se w16cid w16 w16cex w16sdtdh w16sdtfl w16du wp14">
   <w:abstractNum w:abstractNumId="0" w15:restartNumberingAfterBreak="0">
     <w:nsid w:val="FFFFFF7C"/>
     <w:multiLevelType w:val="singleLevel"/>
@@ -1050,7 +1074,7 @@
 </file>
 
 <file path=word/styles.xml><?xml version="1.0" encoding="utf-8"?>
-<w:styles xmlns:mc="http://schemas.openxmlformats.org/markup-compatibility/2006" xmlns:r="http://schemas.openxmlformats.org/officeDocument/2006/relationships" xmlns:w="http://schemas.openxmlformats.org/wordprocessingml/2006/main" xmlns:w14="http://schemas.microsoft.com/office/word/2010/wordml" xmlns:w15="http://schemas.microsoft.com/office/word/2012/wordml" xmlns:w16cex="http://schemas.microsoft.com/office/word/2018/wordml/cex" xmlns:w16cid="http://schemas.microsoft.com/office/word/2016/wordml/cid" xmlns:w16="http://schemas.microsoft.com/office/word/2018/wordml" xmlns:w16sdtdh="http://schemas.microsoft.com/office/word/2020/wordml/sdtdatahash" xmlns:w16se="http://schemas.microsoft.com/office/word/2015/wordml/symex" mc:Ignorable="w14 w15 w16se w16cid w16 w16cex w16sdtdh">
+<w:styles xmlns:mc="http://schemas.openxmlformats.org/markup-compatibility/2006" xmlns:r="http://schemas.openxmlformats.org/officeDocument/2006/relationships" xmlns:w="http://schemas.openxmlformats.org/wordprocessingml/2006/main" xmlns:w14="http://schemas.microsoft.com/office/word/2010/wordml" xmlns:w15="http://schemas.microsoft.com/office/word/2012/wordml" xmlns:w16cex="http://schemas.microsoft.com/office/word/2018/wordml/cex" xmlns:w16cid="http://schemas.microsoft.com/office/word/2016/wordml/cid" xmlns:w16="http://schemas.microsoft.com/office/word/2018/wordml" xmlns:w16du="http://schemas.microsoft.com/office/word/2023/wordml/word16du" xmlns:w16sdtdh="http://schemas.microsoft.com/office/word/2020/wordml/sdtdatahash" xmlns:w16sdtfl="http://schemas.microsoft.com/office/word/2024/wordml/sdtformatlock" xmlns:w16se="http://schemas.microsoft.com/office/word/2015/wordml/symex" mc:Ignorable="w14 w15 w16se w16cid w16 w16cex w16sdtdh w16sdtfl w16du">
   <w:docDefaults>
     <w:rPrDefault>
       <w:rPr>
@@ -1808,7 +1832,7 @@
     <w:link w:val="TitleChar"/>
     <w:uiPriority w:val="10"/>
     <w:qFormat/>
-    <w:rsid w:val="007106C8"/>
+    <w:rsid w:val="00E854FA"/>
     <w:pPr>
       <w:spacing w:after="300" w:line="240" w:lineRule="auto"/>
       <w:contextualSpacing/>
@@ -1818,7 +1842,7 @@
       <w:rFonts w:eastAsiaTheme="majorEastAsia" w:cstheme="majorBidi"/>
       <w:spacing w:val="5"/>
       <w:kern w:val="28"/>
-      <w:sz w:val="52"/>
+      <w:sz w:val="40"/>
       <w:szCs w:val="52"/>
       <w:lang w:val="sv-SE" w:eastAsia="en-US" w:bidi="ar-SA"/>
     </w:rPr>
@@ -1828,12 +1852,12 @@
     <w:basedOn w:val="DefaultParagraphFont"/>
     <w:link w:val="Title"/>
     <w:uiPriority w:val="10"/>
-    <w:rsid w:val="007106C8"/>
+    <w:rsid w:val="00E854FA"/>
     <w:rPr>
       <w:rFonts w:ascii="Times New Roman" w:eastAsiaTheme="majorEastAsia" w:hAnsi="Times New Roman" w:cstheme="majorBidi"/>
       <w:spacing w:val="5"/>
       <w:kern w:val="28"/>
-      <w:sz w:val="52"/>
+      <w:sz w:val="40"/>
       <w:szCs w:val="52"/>
       <w:lang w:val="sv-SE" w:eastAsia="en-US" w:bidi="ar-SA"/>
     </w:rPr>

--- a/klagomål/A 41953-2025 FSC-klagomål.docx
+++ b/klagomål/A 41953-2025 FSC-klagomål.docx
@@ -854,7 +854,7 @@
     <w:r>
       <w:tab/>
       <w:tab/>
-      <w:t>2026-06-18</w:t>
+      <w:t>2026-06-19</w:t>
       <w:br/>
       <w:br/>
     </w:r>

--- a/klagomål/A 41953-2025 FSC-klagomål.docx
+++ b/klagomål/A 41953-2025 FSC-klagomål.docx
@@ -854,7 +854,7 @@
     <w:r>
       <w:tab/>
       <w:tab/>
-      <w:t>2026-06-19</w:t>
+      <w:t>2026-06-20</w:t>
       <w:br/>
       <w:br/>
     </w:r>

--- a/klagomål/A 41953-2025 FSC-klagomål.docx
+++ b/klagomål/A 41953-2025 FSC-klagomål.docx
@@ -168,38 +168,7 @@
     </w:p>
     <w:p>
       <w:r>
-        <w:t>Detta dokument behandlar höga naturvärden i avverkningsanmälan A 41953-2025 i Skellefteå kommun som inkom 2025-09-03 och omfattar 3,9 ha.</w:t>
-      </w:r>
-    </w:p>
-    <w:p>
-      <w:r>
-        <w:t>Nedan presenteras fynd av naturvårdsarter som gjorts i det avverkningsanmälda området, samt relevanta utdrag ur standarderna för FSC, Chain of Custody, Controlled Wood och PEFC. I BILAGA 1 finns artfakta om rödlistade arter.</w:t>
-      </w:r>
-    </w:p>
-    <w:p>
-      <w:r>
-        <w:t>Vi förväntar oss att ni återkommer med ett skriftligt svar på vårt klagomål och även beskriver vilka korrigerande åtgärder ni satt in för att rätta till identifierade brister i er efterlevnad av den svenska FSC standarden.</w:t>
-      </w:r>
-    </w:p>
-    <w:p>
-      <w:pPr>
-        <w:pStyle w:val="Heading1"/>
-      </w:pPr>
-      <w:r>
-        <w:t>Naturvårdsarter</w:t>
-      </w:r>
-    </w:p>
-    <w:p>
-      <w:r>
-        <w:t>I avverkningsanmälan har följande 3 naturvårdsarter hittats: lunglav (NT, T), talltagel (NT, T) och vitgrynig nållav (NT). Av dessa är 3 rödlistade. För rödlistade arter har rödlistekategorin angivits inom parentes. Typiska arter inom Natura 2000 som är kopplade till skogsekosystem har markerats med (T).</w:t>
-      </w:r>
-    </w:p>
-    <w:p>
-      <w:r>
-        <w:t>De påträffade naturvårdsarterna är ett tydligt kvitto på att det rör sig om en skog med höga naturvärden.</w:t>
-      </w:r>
-      <w:r>
-        <w:t xml:space="preserve"> I Figur 1 visas fyndplatser för naturvårdsarter i området, som finns registrerade på Artportalen.</w:t>
+        <w:t>Detta klagomål behandlar höga naturvärden i avverkningsanmälan A 41953-2025 i Skellefteå kommun som inkom 2025-09-03 och omfattar 3,9 ha.</w:t>
       </w:r>
     </w:p>
     <w:p>
@@ -247,7 +216,35 @@
         <w:spacing w:after="240"/>
       </w:pPr>
       <w:r>
-        <w:t>Figur 1. Fyndplatser för naturvårdsarter i avverkningsanmälan (röd linje). Markörer utan svart kant är placerade på fyndplatsen. Markörer med svart kant är placerade vid sidan av fyndplatsen och har ett svart streck som visar fyndplatsens exakta position. Kartans mittpunktskoordinat är N 7184725, E 730985 i SWEREF 99 TM.</w:t>
+        <w:t>Figur 1. Fyndplatser för naturvårdsarter i avverkningsanmälan. Markörer utan svart kant är placerade på fyndplatsen. Markörer med svart kant är placerade vid sidan av fyndplatsen har ett svart streck som visar fyndplatsens exakta position. Kartans mittpunktskoordinat är N 7184725, E 730985 i SWEREF 99 TM.</w:t>
+      </w:r>
+    </w:p>
+    <w:p>
+      <w:r>
+        <w:t>I avverkningsanmälan finns fynd av 3 naturvårdsarter, varav 3 är rödlistade och 2 är typiska (T): lunglav (NT, T), talltagel (NT, T) och vitgrynig nållav (NT). Se Figur 1.</w:t>
+      </w:r>
+    </w:p>
+    <w:p>
+      <w:r>
+        <w:t>Nedan presenteras relevanta utdrag ur standarderna för FSC, Chain of Custody, Controlled Wood och PEFC.</w:t>
+      </w:r>
+    </w:p>
+    <w:p>
+      <w:r>
+        <w:t>Vi förväntar oss att ni återkommer med ett skriftligt svar på vårt klagomål och även beskriver vilka korrigerande åtgärder ni satt in för att rätta till identifierade brister i er efterlevnad av den svenska FSC standarden.</w:t>
+      </w:r>
+    </w:p>
+    <w:p>
+      <w:pPr>
+        <w:pStyle w:val="Heading1"/>
+      </w:pPr>
+      <w:r>
+        <w:t>Naturvårdsarter och fridlysta arter</w:t>
+      </w:r>
+    </w:p>
+    <w:p>
+      <w:r>
+        <w:t>Nedan följer beskrivningar av de naturvårdsarter och fridlysta arter som har sina livsmiljöer och växtplatser i den avverkningsanmälda skogen. Se även ytterligare artfakta i BILAGA 1. De påträffade naturvårdsarterna är ett tydligt kvitto på att det rör sig om en skog med höga naturvärden.</w:t>
       </w:r>
     </w:p>
     <w:p>
@@ -854,7 +851,7 @@
     <w:r>
       <w:tab/>
       <w:tab/>
-      <w:t>2026-06-20</w:t>
+      <w:t>2026-06-21</w:t>
       <w:br/>
       <w:br/>
     </w:r>

--- a/klagomål/A 41953-2025 FSC-klagomål.docx
+++ b/klagomål/A 41953-2025 FSC-klagomål.docx
@@ -851,7 +851,7 @@
     <w:r>
       <w:tab/>
       <w:tab/>
-      <w:t>2026-06-21</w:t>
+      <w:t>2026-06-22</w:t>
       <w:br/>
       <w:br/>
     </w:r>

--- a/klagomål/A 41953-2025 FSC-klagomål.docx
+++ b/klagomål/A 41953-2025 FSC-klagomål.docx
@@ -851,7 +851,7 @@
     <w:r>
       <w:tab/>
       <w:tab/>
-      <w:t>2026-06-22</w:t>
+      <w:t>2026-06-23</w:t>
       <w:br/>
       <w:br/>
     </w:r>

--- a/klagomål/A 41953-2025 FSC-klagomål.docx
+++ b/klagomål/A 41953-2025 FSC-klagomål.docx
@@ -851,7 +851,7 @@
     <w:r>
       <w:tab/>
       <w:tab/>
-      <w:t>2026-06-23</w:t>
+      <w:t>2026-06-24</w:t>
       <w:br/>
       <w:br/>
     </w:r>

--- a/klagomål/A 41953-2025 FSC-klagomål.docx
+++ b/klagomål/A 41953-2025 FSC-klagomål.docx
@@ -851,7 +851,7 @@
     <w:r>
       <w:tab/>
       <w:tab/>
-      <w:t>2026-06-24</w:t>
+      <w:t>2026-06-25</w:t>
       <w:br/>
       <w:br/>
     </w:r>

--- a/klagomål/A 41953-2025 FSC-klagomål.docx
+++ b/klagomål/A 41953-2025 FSC-klagomål.docx
@@ -851,7 +851,7 @@
     <w:r>
       <w:tab/>
       <w:tab/>
-      <w:t>2026-06-25</w:t>
+      <w:t>2026-06-26</w:t>
       <w:br/>
       <w:br/>
     </w:r>

--- a/klagomål/A 41953-2025 FSC-klagomål.docx
+++ b/klagomål/A 41953-2025 FSC-klagomål.docx
@@ -851,7 +851,7 @@
     <w:r>
       <w:tab/>
       <w:tab/>
-      <w:t>2026-06-26</w:t>
+      <w:t>2026-06-27</w:t>
       <w:br/>
       <w:br/>
     </w:r>

--- a/klagomål/A 41953-2025 FSC-klagomål.docx
+++ b/klagomål/A 41953-2025 FSC-klagomål.docx
@@ -851,7 +851,7 @@
     <w:r>
       <w:tab/>
       <w:tab/>
-      <w:t>2026-06-27</w:t>
+      <w:t>2026-06-28</w:t>
       <w:br/>
       <w:br/>
     </w:r>

--- a/klagomål/A 41953-2025 FSC-klagomål.docx
+++ b/klagomål/A 41953-2025 FSC-klagomål.docx
@@ -851,7 +851,7 @@
     <w:r>
       <w:tab/>
       <w:tab/>
-      <w:t>2026-06-28</w:t>
+      <w:t>2026-06-29</w:t>
       <w:br/>
       <w:br/>
     </w:r>

--- a/klagomål/A 41953-2025 FSC-klagomål.docx
+++ b/klagomål/A 41953-2025 FSC-klagomål.docx
@@ -851,7 +851,7 @@
     <w:r>
       <w:tab/>
       <w:tab/>
-      <w:t>2026-06-29</w:t>
+      <w:t>2026-06-30</w:t>
       <w:br/>
       <w:br/>
     </w:r>

--- a/klagomål/A 41953-2025 FSC-klagomål.docx
+++ b/klagomål/A 41953-2025 FSC-klagomål.docx
@@ -851,7 +851,7 @@
     <w:r>
       <w:tab/>
       <w:tab/>
-      <w:t>2026-06-30</w:t>
+      <w:t>2026-07-01</w:t>
       <w:br/>
       <w:br/>
     </w:r>

--- a/klagomål/A 41953-2025 FSC-klagomål.docx
+++ b/klagomål/A 41953-2025 FSC-klagomål.docx
@@ -851,7 +851,7 @@
     <w:r>
       <w:tab/>
       <w:tab/>
-      <w:t>2026-07-01</w:t>
+      <w:t>2026-07-02</w:t>
       <w:br/>
       <w:br/>
     </w:r>

--- a/klagomål/A 41953-2025 FSC-klagomål.docx
+++ b/klagomål/A 41953-2025 FSC-klagomål.docx
@@ -851,7 +851,7 @@
     <w:r>
       <w:tab/>
       <w:tab/>
-      <w:t>2026-07-02</w:t>
+      <w:t>2026-07-03</w:t>
       <w:br/>
       <w:br/>
     </w:r>

--- a/klagomål/A 41953-2025 FSC-klagomål.docx
+++ b/klagomål/A 41953-2025 FSC-klagomål.docx
@@ -851,7 +851,7 @@
     <w:r>
       <w:tab/>
       <w:tab/>
-      <w:t>2026-07-13</w:t>
+      <w:t>2026-07-14</w:t>
       <w:br/>
       <w:br/>
     </w:r>

--- a/klagomål/A 41953-2025 FSC-klagomål.docx
+++ b/klagomål/A 41953-2025 FSC-klagomål.docx
@@ -851,7 +851,7 @@
     <w:r>
       <w:tab/>
       <w:tab/>
-      <w:t>2026-07-14</w:t>
+      <w:t>2026-07-15</w:t>
       <w:br/>
       <w:br/>
     </w:r>

--- a/klagomål/A 41953-2025 FSC-klagomål.docx
+++ b/klagomål/A 41953-2025 FSC-klagomål.docx
@@ -851,7 +851,7 @@
     <w:r>
       <w:tab/>
       <w:tab/>
-      <w:t>2026-07-15</w:t>
+      <w:t>2026-07-16</w:t>
       <w:br/>
       <w:br/>
     </w:r>

--- a/klagomål/A 41953-2025 FSC-klagomål.docx
+++ b/klagomål/A 41953-2025 FSC-klagomål.docx
@@ -851,7 +851,7 @@
     <w:r>
       <w:tab/>
       <w:tab/>
-      <w:t>2026-07-16</w:t>
+      <w:t>2026-07-17</w:t>
       <w:br/>
       <w:br/>
     </w:r>

--- a/klagomål/A 41953-2025 FSC-klagomål.docx
+++ b/klagomål/A 41953-2025 FSC-klagomål.docx
@@ -851,7 +851,7 @@
     <w:r>
       <w:tab/>
       <w:tab/>
-      <w:t>2026-07-17</w:t>
+      <w:t>2026-07-18</w:t>
       <w:br/>
       <w:br/>
     </w:r>

--- a/klagomål/A 41953-2025 FSC-klagomål.docx
+++ b/klagomål/A 41953-2025 FSC-klagomål.docx
@@ -851,7 +851,7 @@
     <w:r>
       <w:tab/>
       <w:tab/>
-      <w:t>2026-07-18</w:t>
+      <w:t>2026-07-19</w:t>
       <w:br/>
       <w:br/>
     </w:r>

--- a/klagomål/A 41953-2025 FSC-klagomål.docx
+++ b/klagomål/A 41953-2025 FSC-klagomål.docx
@@ -851,7 +851,7 @@
     <w:r>
       <w:tab/>
       <w:tab/>
-      <w:t>2026-07-19</w:t>
+      <w:t>2026-07-20</w:t>
       <w:br/>
       <w:br/>
     </w:r>

--- a/klagomål/A 41953-2025 FSC-klagomål.docx
+++ b/klagomål/A 41953-2025 FSC-klagomål.docx
@@ -851,7 +851,7 @@
     <w:r>
       <w:tab/>
       <w:tab/>
-      <w:t>2026-07-20</w:t>
+      <w:t>2026-07-21</w:t>
       <w:br/>
       <w:br/>
     </w:r>

--- a/klagomål/A 41953-2025 FSC-klagomål.docx
+++ b/klagomål/A 41953-2025 FSC-klagomål.docx
@@ -851,7 +851,7 @@
     <w:r>
       <w:tab/>
       <w:tab/>
-      <w:t>2026-07-21</w:t>
+      <w:t>2026-07-22</w:t>
       <w:br/>
       <w:br/>
     </w:r>

--- a/klagomål/A 41953-2025 FSC-klagomål.docx
+++ b/klagomål/A 41953-2025 FSC-klagomål.docx
@@ -851,7 +851,7 @@
     <w:r>
       <w:tab/>
       <w:tab/>
-      <w:t>2026-07-22</w:t>
+      <w:t>2026-07-23</w:t>
       <w:br/>
       <w:br/>
     </w:r>

--- a/klagomål/A 41953-2025 FSC-klagomål.docx
+++ b/klagomål/A 41953-2025 FSC-klagomål.docx
@@ -851,7 +851,7 @@
     <w:r>
       <w:tab/>
       <w:tab/>
-      <w:t>2026-07-23</w:t>
+      <w:t>2026-07-24</w:t>
       <w:br/>
       <w:br/>
     </w:r>

--- a/klagomål/A 41953-2025 FSC-klagomål.docx
+++ b/klagomål/A 41953-2025 FSC-klagomål.docx
@@ -851,7 +851,7 @@
     <w:r>
       <w:tab/>
       <w:tab/>
-      <w:t>2026-07-24</w:t>
+      <w:t>2026-07-25</w:t>
       <w:br/>
       <w:br/>
     </w:r>

--- a/klagomål/A 41953-2025 FSC-klagomål.docx
+++ b/klagomål/A 41953-2025 FSC-klagomål.docx
@@ -851,7 +851,7 @@
     <w:r>
       <w:tab/>
       <w:tab/>
-      <w:t>2026-07-25</w:t>
+      <w:t>2026-07-26</w:t>
       <w:br/>
       <w:br/>
     </w:r>

--- a/klagomål/A 41953-2025 FSC-klagomål.docx
+++ b/klagomål/A 41953-2025 FSC-klagomål.docx
@@ -851,7 +851,7 @@
     <w:r>
       <w:tab/>
       <w:tab/>
-      <w:t>2026-07-26</w:t>
+      <w:t>2026-07-27</w:t>
       <w:br/>
       <w:br/>
     </w:r>

--- a/klagomål/A 41953-2025 FSC-klagomål.docx
+++ b/klagomål/A 41953-2025 FSC-klagomål.docx
@@ -851,7 +851,7 @@
     <w:r>
       <w:tab/>
       <w:tab/>
-      <w:t>2026-07-27</w:t>
+      <w:t>2026-07-28</w:t>
       <w:br/>
       <w:br/>
     </w:r>

--- a/klagomål/A 41953-2025 FSC-klagomål.docx
+++ b/klagomål/A 41953-2025 FSC-klagomål.docx
@@ -851,7 +851,7 @@
     <w:r>
       <w:tab/>
       <w:tab/>
-      <w:t>2026-07-28</w:t>
+      <w:t>2026-07-29</w:t>
       <w:br/>
       <w:br/>
     </w:r>

--- a/klagomål/A 41953-2025 FSC-klagomål.docx
+++ b/klagomål/A 41953-2025 FSC-klagomål.docx
@@ -851,7 +851,7 @@
     <w:r>
       <w:tab/>
       <w:tab/>
-      <w:t>2026-07-29</w:t>
+      <w:t>2026-07-30</w:t>
       <w:br/>
       <w:br/>
     </w:r>

--- a/klagomål/A 41953-2025 FSC-klagomål.docx
+++ b/klagomål/A 41953-2025 FSC-klagomål.docx
@@ -851,7 +851,7 @@
     <w:r>
       <w:tab/>
       <w:tab/>
-      <w:t>2026-07-30</w:t>
+      <w:t>2026-07-31</w:t>
       <w:br/>
       <w:br/>
     </w:r>

--- a/klagomål/A 41953-2025 FSC-klagomål.docx
+++ b/klagomål/A 41953-2025 FSC-klagomål.docx
@@ -851,7 +851,7 @@
     <w:r>
       <w:tab/>
       <w:tab/>
-      <w:t>2026-07-31</w:t>
+      <w:t>2026-08-01</w:t>
       <w:br/>
       <w:br/>
     </w:r>

--- a/klagomål/A 41953-2025 FSC-klagomål.docx
+++ b/klagomål/A 41953-2025 FSC-klagomål.docx
@@ -851,7 +851,7 @@
     <w:r>
       <w:tab/>
       <w:tab/>
-      <w:t>2026-08-01</w:t>
+      <w:t>2026-08-02</w:t>
       <w:br/>
       <w:br/>
     </w:r>

--- a/klagomål/A 41953-2025 FSC-klagomål.docx
+++ b/klagomål/A 41953-2025 FSC-klagomål.docx
@@ -851,7 +851,7 @@
     <w:r>
       <w:tab/>
       <w:tab/>
-      <w:t>2026-08-02</w:t>
+      <w:t>2026-08-03</w:t>
       <w:br/>
       <w:br/>
     </w:r>

--- a/klagomål/A 41953-2025 FSC-klagomål.docx
+++ b/klagomål/A 41953-2025 FSC-klagomål.docx
@@ -851,7 +851,7 @@
     <w:r>
       <w:tab/>
       <w:tab/>
-      <w:t>2026-08-03</w:t>
+      <w:t>2026-08-05</w:t>
       <w:br/>
       <w:br/>
     </w:r>

--- a/klagomål/A 41953-2025 FSC-klagomål.docx
+++ b/klagomål/A 41953-2025 FSC-klagomål.docx
@@ -851,7 +851,7 @@
     <w:r>
       <w:tab/>
       <w:tab/>
-      <w:t>2026-08-05</w:t>
+      <w:t>2026-08-07</w:t>
       <w:br/>
       <w:br/>
     </w:r>

--- a/klagomål/A 41953-2025 FSC-klagomål.docx
+++ b/klagomål/A 41953-2025 FSC-klagomål.docx
@@ -851,7 +851,7 @@
     <w:r>
       <w:tab/>
       <w:tab/>
-      <w:t>2026-08-07</w:t>
+      <w:t>2026-08-08</w:t>
       <w:br/>
       <w:br/>
     </w:r>

--- a/klagomål/A 41953-2025 FSC-klagomål.docx
+++ b/klagomål/A 41953-2025 FSC-klagomål.docx
@@ -216,7 +216,7 @@
         <w:spacing w:after="240"/>
       </w:pPr>
       <w:r>
-        <w:t>Figur 1. Fyndplatser för naturvårdsarter i avverkningsanmälan. Markörer utan svart kant är placerade på fyndplatsen. Markörer med svart kant är placerade vid sidan av fyndplatsen har ett svart streck som visar fyndplatsens exakta position. Kartans mittpunktskoordinat är N 7184725, E 730985 i SWEREF 99 TM.</w:t>
+        <w:t>Figur 1. Fyndplatser för naturvårdsarter i avverkningsanmälan. Markörer utan svart kant är placerade på fyndplatsen. Markörer med svart kant är placerade vid sidan av fyndplatsen och har ett svart streck som visar fyndplatsens exakta position. Kartans mittpunktskoordinat är N 7184725, E 730985 i SWEREF 99 TM.</w:t>
       </w:r>
     </w:p>
     <w:p>
@@ -851,7 +851,7 @@
     <w:r>
       <w:tab/>
       <w:tab/>
-      <w:t>2026-08-14</w:t>
+      <w:t>2026-08-15</w:t>
       <w:br/>
       <w:br/>
     </w:r>

--- a/klagomål/A 41953-2025 FSC-klagomål.docx
+++ b/klagomål/A 41953-2025 FSC-klagomål.docx
@@ -851,7 +851,7 @@
     <w:r>
       <w:tab/>
       <w:tab/>
-      <w:t>2026-08-15</w:t>
+      <w:t>2026-08-16</w:t>
       <w:br/>
       <w:br/>
     </w:r>

--- a/klagomål/A 41953-2025 FSC-klagomål.docx
+++ b/klagomål/A 41953-2025 FSC-klagomål.docx
@@ -851,7 +851,7 @@
     <w:r>
       <w:tab/>
       <w:tab/>
-      <w:t>2026-08-16</w:t>
+      <w:t>2026-08-17</w:t>
       <w:br/>
       <w:br/>
     </w:r>

--- a/klagomål/A 41953-2025 FSC-klagomål.docx
+++ b/klagomål/A 41953-2025 FSC-klagomål.docx
@@ -851,7 +851,7 @@
     <w:r>
       <w:tab/>
       <w:tab/>
-      <w:t>2026-08-17</w:t>
+      <w:t>2026-08-18</w:t>
       <w:br/>
       <w:br/>
     </w:r>

--- a/klagomål/A 41953-2025 FSC-klagomål.docx
+++ b/klagomål/A 41953-2025 FSC-klagomål.docx
@@ -851,7 +851,7 @@
     <w:r>
       <w:tab/>
       <w:tab/>
-      <w:t>2026-08-18</w:t>
+      <w:t>2026-08-19</w:t>
       <w:br/>
       <w:br/>
     </w:r>

--- a/klagomål/A 41953-2025 FSC-klagomål.docx
+++ b/klagomål/A 41953-2025 FSC-klagomål.docx
@@ -851,7 +851,7 @@
     <w:r>
       <w:tab/>
       <w:tab/>
-      <w:t>2026-08-19</w:t>
+      <w:t>2026-08-20</w:t>
       <w:br/>
       <w:br/>
     </w:r>

--- a/klagomål/A 41953-2025 FSC-klagomål.docx
+++ b/klagomål/A 41953-2025 FSC-klagomål.docx
@@ -851,7 +851,7 @@
     <w:r>
       <w:tab/>
       <w:tab/>
-      <w:t>2026-08-20</w:t>
+      <w:t>2026-08-21</w:t>
       <w:br/>
       <w:br/>
     </w:r>

--- a/klagomål/A 41953-2025 FSC-klagomål.docx
+++ b/klagomål/A 41953-2025 FSC-klagomål.docx
@@ -851,7 +851,7 @@
     <w:r>
       <w:tab/>
       <w:tab/>
-      <w:t>2026-08-21</w:t>
+      <w:t>2026-08-22</w:t>
       <w:br/>
       <w:br/>
     </w:r>

--- a/klagomål/A 41953-2025 FSC-klagomål.docx
+++ b/klagomål/A 41953-2025 FSC-klagomål.docx
@@ -851,7 +851,7 @@
     <w:r>
       <w:tab/>
       <w:tab/>
-      <w:t>2026-08-22</w:t>
+      <w:t>2026-08-23</w:t>
       <w:br/>
       <w:br/>
     </w:r>

--- a/klagomål/A 41953-2025 FSC-klagomål.docx
+++ b/klagomål/A 41953-2025 FSC-klagomål.docx
@@ -851,7 +851,7 @@
     <w:r>
       <w:tab/>
       <w:tab/>
-      <w:t>2026-08-23</w:t>
+      <w:t>2026-08-24</w:t>
       <w:br/>
       <w:br/>
     </w:r>

--- a/klagomål/A 41953-2025 FSC-klagomål.docx
+++ b/klagomål/A 41953-2025 FSC-klagomål.docx
@@ -851,7 +851,7 @@
     <w:r>
       <w:tab/>
       <w:tab/>
-      <w:t>2026-08-24</w:t>
+      <w:t>2026-08-25</w:t>
       <w:br/>
       <w:br/>
     </w:r>

--- a/klagomål/A 41953-2025 FSC-klagomål.docx
+++ b/klagomål/A 41953-2025 FSC-klagomål.docx
@@ -851,7 +851,7 @@
     <w:r>
       <w:tab/>
       <w:tab/>
-      <w:t>2026-08-25</w:t>
+      <w:t>2026-08-26</w:t>
       <w:br/>
       <w:br/>
     </w:r>

--- a/klagomål/A 41953-2025 FSC-klagomål.docx
+++ b/klagomål/A 41953-2025 FSC-klagomål.docx
@@ -851,7 +851,7 @@
     <w:r>
       <w:tab/>
       <w:tab/>
-      <w:t>2026-08-26</w:t>
+      <w:t>2026-08-27</w:t>
       <w:br/>
       <w:br/>
     </w:r>

--- a/klagomål/A 41953-2025 FSC-klagomål.docx
+++ b/klagomål/A 41953-2025 FSC-klagomål.docx
@@ -851,7 +851,7 @@
     <w:r>
       <w:tab/>
       <w:tab/>
-      <w:t>2026-08-27</w:t>
+      <w:t>2026-08-28</w:t>
       <w:br/>
       <w:br/>
     </w:r>

--- a/klagomål/A 41953-2025 FSC-klagomål.docx
+++ b/klagomål/A 41953-2025 FSC-klagomål.docx
@@ -851,7 +851,7 @@
     <w:r>
       <w:tab/>
       <w:tab/>
-      <w:t>2026-08-28</w:t>
+      <w:t>2026-08-29</w:t>
       <w:br/>
       <w:br/>
     </w:r>

--- a/klagomål/A 41953-2025 FSC-klagomål.docx
+++ b/klagomål/A 41953-2025 FSC-klagomål.docx
@@ -851,7 +851,7 @@
     <w:r>
       <w:tab/>
       <w:tab/>
-      <w:t>2026-08-29</w:t>
+      <w:t>2026-08-31</w:t>
       <w:br/>
       <w:br/>
     </w:r>

--- a/klagomål/A 41953-2025 FSC-klagomål.docx
+++ b/klagomål/A 41953-2025 FSC-klagomål.docx
@@ -163,7 +163,7 @@
         <w:pStyle w:val="Title"/>
       </w:pPr>
       <w:r>
-        <w:t>Inledande FSC- /PEFC-klagomål – information om höga naturvärden i avverkningsanmälan A 41953-2025 i Skellefteå kommun</w:t>
+        <w:t>Inledande FSC- /PEFC-klagomål – information om höga naturvärden och fridlysta arter i avverkningsanmälan A 41953-2025 i Skellefteå kommun</w:t>
       </w:r>
     </w:p>
     <w:p>
@@ -178,7 +178,7 @@
       <w:r>
         <w:drawing>
           <wp:inline xmlns:a="http://schemas.openxmlformats.org/drawingml/2006/main" xmlns:pic="http://schemas.openxmlformats.org/drawingml/2006/picture">
-            <wp:extent cx="5486400" cy="5028480"/>
+            <wp:extent cx="5486400" cy="4788669"/>
             <wp:docPr id="1" name="Picture 1"/>
             <wp:cNvGraphicFramePr>
               <a:graphicFrameLocks noChangeAspect="1"/>
@@ -199,7 +199,7 @@
                   <pic:spPr>
                     <a:xfrm>
                       <a:off x="0" y="0"/>
-                      <a:ext cx="5486400" cy="5028480"/>
+                      <a:ext cx="5486400" cy="4788669"/>
                     </a:xfrm>
                     <a:prstGeom prst="rect"/>
                   </pic:spPr>
@@ -221,7 +221,7 @@
     </w:p>
     <w:p>
       <w:r>
-        <w:t>I avverkningsanmälan finns fynd av 3 naturvårdsarter, varav 3 är rödlistade och 2 är typiska (T): lunglav (NT, T), talltagel (NT, T) och vitgrynig nållav (NT). Se Figur 1.</w:t>
+        <w:t>I avverkningsanmälan finns fynd av 11 naturvårdsarter, varav 9 är rödlistade, 3 är fridlysta, 8 är typiska (T) och 1 är signalart (S): garnlav (VU, T), gammelgransskål (NT, T), kötticka (NT), lunglav (NT, T), talltagel (NT, T), talltita (NT, §4), tretåig hackspett (NT, T, §4), ullticka (NT, T), vitgrynig nållav (NT), bårdlav (S, T) och spillkråka (T, §4). Se Figur 1.</w:t>
       </w:r>
     </w:p>
     <w:p>
@@ -252,6 +252,75 @@
         <w:rPr>
           <w:b/>
         </w:rPr>
+        <w:t>Garnlav (VU)</w:t>
+      </w:r>
+      <w:r>
+        <w:t xml:space="preserve"> är en utpräglad barrskogsart som ibland kan drapera träden i norrländska grannaturskogar med hög luftfuktighet. Den förekommer även i talldominerade bestånd där den, förutom i trädens grenverk, påträffas hängande över ojämnheter i tallbarken. Arten har minskat starkt i södra och mellersta Sverige och den minskar även i sitt nordliga utbredningsområde. Minskningstakten uppgår till 30 (20–50) % inom 50 år och överstiger gränsvärdet för Sårbar (VU). Orsaken till tillbakagången beror främst på slutavverkningar av naturskogsartade skogar. Bestånd med riklig förekomst bör regelmässigt sparas, vilket även gynnar flera andra sällsynta och rödlistade arter. Garnlav är värdväxt för den mycket sällsynta och akut hotade fjärilen barrskogslavfly (CR) som hör hemma i boreala barrskogar med riklig förekomst av värdväxten. Tidigare kunde arten konstateras årligen på flera platser vid Dala-Floda i Dalarna innan lokalerna kalavverkades. Senaste fyndet i landet av barrskogslavfly är från år 2000 då den påträffades vid Högberget i Sollefteå kommun. Garnlav är typisk art för </w:t>
+      </w:r>
+      <w:r>
+        <w:rPr>
+          <w:i/>
+        </w:rPr>
+        <w:t xml:space="preserve">9010 Taiga </w:t>
+      </w:r>
+      <w:r>
+        <w:t>och</w:t>
+      </w:r>
+      <w:r>
+        <w:rPr>
+          <w:i/>
+        </w:rPr>
+        <w:t xml:space="preserve"> 9070 Trädklädd betesmark</w:t>
+      </w:r>
+      <w:r>
+        <w:t xml:space="preserve"> (SLU Artdatabanken, 2026).</w:t>
+      </w:r>
+    </w:p>
+    <w:p>
+      <w:r>
+        <w:rPr>
+          <w:b/>
+        </w:rPr>
+        <w:t>Gammelgransskål (NT)</w:t>
+      </w:r>
+      <w:r>
+        <w:t xml:space="preserve"> är en liten skålsvamp som växer på gamla granar med skrovlig bark. Typiska växtplatser är gransumpskog i myrkanter, bäckdråg, bäckraviner och skuggiga bergssluttningar, men också skog på torrare mark kan hysa arten om beståndet har stark naturskogskaraktär. Bestånd med arten bör behandlas som nyckelbiotoper och sparas vid en slutavverkning. Även gallring bör undvikas. Gammelgransskål är typisk art för </w:t>
+      </w:r>
+      <w:r>
+        <w:rPr>
+          <w:i/>
+        </w:rPr>
+        <w:t>9010 Taiga</w:t>
+      </w:r>
+      <w:r>
+        <w:t xml:space="preserve"> (SLU Artdatabanken, 2024; Nitare &amp; Skogsstyrelsen, 2019).</w:t>
+      </w:r>
+    </w:p>
+    <w:p>
+      <w:r>
+        <w:rPr>
+          <w:b/>
+        </w:rPr>
+        <w:t>Kötticka (NT)</w:t>
+      </w:r>
+      <w:r>
+        <w:t xml:space="preserve"> är granens kötticka och har klassificerats som ”gammelskogsindikator”, då den förekommer med ett tydligt optimum i äldre barrskogar, främst fuktiga granskogar. Den har högst signalvärde söder om den naturliga norrlandsgränsen </w:t>
+      </w:r>
+      <w:r>
+        <w:rPr>
+          <w:i/>
+        </w:rPr>
+        <w:t>limes norrlandicus</w:t>
+      </w:r>
+      <w:r>
+        <w:t>, men signalerar vanligtvis höga naturvärden även i Norrland. Arten är knuten till miljöer med konstant luftfuktighet och känslig för uttorkning som en avverkning kan medföra. Den totala populationen bedöms därför ha minskat under de senaste 30 åren och fortsätter att minska i takt med att grankontinuitetsskogar (skogar som inte kalavverkats) minskar i areal, samtidigt som att lämpliga miljöer inte återskapas i samma takt (SLU Artdatabanken, 2024; Nitare &amp; Skogsstyrelsen, 2019).</w:t>
+      </w:r>
+    </w:p>
+    <w:p>
+      <w:r>
+        <w:rPr>
+          <w:b/>
+        </w:rPr>
         <w:t>Lunglav (NT)</w:t>
       </w:r>
       <w:r>
@@ -328,10 +397,182 @@
         <w:rPr>
           <w:b/>
         </w:rPr>
+        <w:t>Talltita (NT, §4)</w:t>
+      </w:r>
+      <w:r>
+        <w:t>, rödlistad som nära hotad och prioriterad art i Skogsvårdslagen, har häckningsrevir i anmälan. Arten har minskat kraftigt de senaste 30 åren och minskningstakten innevarande 10-årsperiod beräknas till 20 (10–30) %. Talltitan är synnerligen trogen sitt cirka 15 hektar stora revir och är beroende av flerskiktade olikåldriga skogar för att kunna föda upp sina ungar. Talltitan försvinner om dess livsmiljö kalavverkas (Eggers &amp; Low, 2014; Ekman, 1979; Griesser et al, 2007; Klein, 2020; Siffczyk et al, 2003; SLU Artdatabanken, 2021).</w:t>
+      </w:r>
+    </w:p>
+    <w:p>
+      <w:r>
+        <w:rPr>
+          <w:b/>
+        </w:rPr>
+        <w:t>Tretåig hackspett (NT, §4)</w:t>
+      </w:r>
+      <w:r>
+        <w:t xml:space="preserve"> är rödlistad som nära hotad och ingår i bilaga 1 i EU:s fågeldirektiv. Tretåig hackspett är för sin överlevnad beroende av kontinuerlig tillförsel av äldre döende och död ved, som sker genom naturliga självgallringsprocesser i äldre grannaturskogar och barrblandade naturskogar. Om en skog genom skogsbruk gallras eller glesas ur så upphör och uteblir i stort sett den naturliga självgallringsprocessen för mycket lång tid framöver vilket omöjliggör upprätthållandet av den kontinuerliga ekologiska funktionen i ett område. Det finns studier som visar att naturskogens självgallringsprocess som den tretåiga hackspetten är beroende av, inte kan ersättas med efterlämnad hänsyn i skogsbruket (Imbeau &amp; Desrochers, 2002). Storleken på häckningsreviret varierar med skogstypen, förekomsten av död ved och graden av fragmentering, men är i allmänhet i storleksordningen 25–100 hektar. Vintertid krävs ofta betydligt större områden och det finns studier som antyder att arten behöver minst 100 hektar äldre skog. I områden med låg bonitet kan det behövas över 200 hektar lämpligt habitat för att ett par ska kunna reproducera sig. Områden med dokumenterad permanent förekomst i naturskogsmiljöer har vanligen så stora naturvärden att skogsbruk är olämpligt. Tretåig hackspett är typisk art för </w:t>
+      </w:r>
+      <w:r>
+        <w:rPr>
+          <w:i/>
+        </w:rPr>
+        <w:t xml:space="preserve">9010 Taiga, 9740 Skogsbevuxen myr, 9030 Landhöjningsskog </w:t>
+      </w:r>
+      <w:r>
+        <w:t xml:space="preserve">och </w:t>
+      </w:r>
+      <w:r>
+        <w:rPr>
+          <w:i/>
+        </w:rPr>
+        <w:t>9040 Fjällbjörkskog</w:t>
+      </w:r>
+      <w:r>
+        <w:t xml:space="preserve"> (Skogsstyrelsen, 2016; SLU Artdatabanken, 2024).</w:t>
+      </w:r>
+    </w:p>
+    <w:p>
+      <w:r>
+        <w:rPr>
+          <w:b/>
+        </w:rPr>
+        <w:t>Ullticka (NT)</w:t>
+      </w:r>
+      <w:r>
+        <w:t xml:space="preserve"> är knuten till restbestånd av barrnaturskog och förekommer med ett tydligt optimum i orörda eller måttligt påverkade gamla granskogar där det föreligger viss kontinuitet av grov död ved. Ullticka är en bra signalart inom hela sitt utbredningsområde och i södra Sverige är den sällsynt och en god signalart för skyddsvärda granskogsmiljöer. Den hotas av avverkning och fragmentering av naturskog och äldre granskog med lång trädkontinuitet. På ullticka kan ibland ulltickeporing (VU) påträffas - det är en sällsynt ticka som nyligen delats upp i de tre olika arterna ulltickeporing </w:t>
+      </w:r>
+      <w:r>
+        <w:rPr>
+          <w:i/>
+        </w:rPr>
+        <w:t xml:space="preserve">Skeletocutis brevispora </w:t>
+      </w:r>
+      <w:r>
+        <w:t>(VU)</w:t>
+      </w:r>
+      <w:r>
+        <w:rPr>
+          <w:i/>
+        </w:rPr>
+        <w:t>, Skeletocutis delicata</w:t>
+      </w:r>
+      <w:r>
+        <w:t xml:space="preserve"> (VU)</w:t>
+      </w:r>
+      <w:r>
+        <w:rPr>
+          <w:i/>
+        </w:rPr>
+        <w:t xml:space="preserve"> och Skeletocutis exilis</w:t>
+      </w:r>
+      <w:r>
+        <w:t xml:space="preserve"> (NT). Ullticka är typisk art för </w:t>
+      </w:r>
+      <w:r>
+        <w:rPr>
+          <w:i/>
+        </w:rPr>
+        <w:t xml:space="preserve">9010 Taiga, 9050 Näringsrik granskog </w:t>
+      </w:r>
+      <w:r>
+        <w:t xml:space="preserve">och </w:t>
+      </w:r>
+      <w:r>
+        <w:rPr>
+          <w:i/>
+        </w:rPr>
+        <w:t>9030 Landhöjningsskog</w:t>
+      </w:r>
+      <w:r>
+        <w:t xml:space="preserve"> (SLU Artdatabanken, 2026; Nitare &amp; Skogsstyrelsen, 2019; Miettinen &amp; Niemelä, 2018).</w:t>
+      </w:r>
+    </w:p>
+    <w:p>
+      <w:r>
+        <w:rPr>
+          <w:b/>
+        </w:rPr>
         <w:t>Vitgrynig nållav (NT)</w:t>
       </w:r>
       <w:r>
         <w:t xml:space="preserve"> växer nästan uteslutande på bark av gamla, senvuxna granar i skuggiga lägen med hög och jämn luftfuktighet. Den vanligaste naturtypen för arten är kontinuitetsskogar på frisk mark men den finns också i sumpgranskogar. På lång sikt utgör avverkningar av olikåldriga granskogar av naturskogskaraktär ett allvarligt hot mot arten och skogsbruksåtgärder på eller i närheten av växtplatserna bör undvikas. Naturskogsartade, fuktiga granskogar med förekomster av arten signalerar höga biologiska värden och bör bevaras (SLU Artdatabanken, 2024; Nitare &amp; Skogsstyrelsen, 2019).</w:t>
+      </w:r>
+    </w:p>
+    <w:p>
+      <w:r>
+        <w:rPr>
+          <w:b/>
+        </w:rPr>
+        <w:t>Bårdlav</w:t>
+      </w:r>
+      <w:r>
+        <w:t xml:space="preserve"> signalerar miljöer med höga naturvärden och på lokalerna finns vanligtvis många andra ovanliga och rödlistade arter. Den visar även på platser med hög och jämn luftfuktighet. På bårdlav och andra njurlavar (Nephroma) kan de sällsynta parasiterna </w:t>
+      </w:r>
+      <w:r>
+        <w:rPr>
+          <w:i/>
+        </w:rPr>
+        <w:t xml:space="preserve">Protounguicularia nephromatis </w:t>
+      </w:r>
+      <w:r>
+        <w:t xml:space="preserve">(VU) och </w:t>
+      </w:r>
+      <w:r>
+        <w:rPr>
+          <w:i/>
+        </w:rPr>
+        <w:t xml:space="preserve">Tremella nephromatis </w:t>
+      </w:r>
+      <w:r>
+        <w:t xml:space="preserve">(DD) påträffas. Bårdlav är typisk art för </w:t>
+      </w:r>
+      <w:r>
+        <w:rPr>
+          <w:i/>
+        </w:rPr>
+        <w:t xml:space="preserve">9010 Taiga, 9020 Nordlig ädellövskog, 9070 Trädklädd betesmark, 9110 Näringsfattig bokskog, 9160 Näringsrik ekskog, 9180 Ädellövskog i branter </w:t>
+      </w:r>
+      <w:r>
+        <w:t>och</w:t>
+      </w:r>
+      <w:r>
+        <w:rPr>
+          <w:i/>
+        </w:rPr>
+        <w:t xml:space="preserve"> 9190 Näringsfattig ekskog</w:t>
+      </w:r>
+      <w:r>
+        <w:t xml:space="preserve"> (SLU Artdatabanken, 2026; Nitare &amp; Skogsstyrelsen, 2019).</w:t>
+      </w:r>
+    </w:p>
+    <w:p>
+      <w:r>
+        <w:rPr>
+          <w:b/>
+        </w:rPr>
+        <w:t>Spillkråka (§4)</w:t>
+      </w:r>
+      <w:r>
+        <w:t xml:space="preserve"> omfattas av bilaga 1 i EU:s fågeldirektiv och är typisk art för </w:t>
+      </w:r>
+      <w:r>
+        <w:rPr>
+          <w:i/>
+        </w:rPr>
+        <w:t xml:space="preserve">9010 Taiga </w:t>
+      </w:r>
+      <w:r>
+        <w:t>och</w:t>
+      </w:r>
+      <w:r>
+        <w:rPr>
+          <w:i/>
+        </w:rPr>
+        <w:t xml:space="preserve"> 9740 Skogsbevuxen myr</w:t>
+      </w:r>
+      <w:r>
+        <w:t>. Den behöver grova träd, främst tall, asp och bok som boträd. Skogsbruk med korta omloppstider och täta, homogena ungskogar utgör det största hotet. Spillkråka är en nyckelart i skogliga miljöer vars övergivna bohål utnyttjas av flera andra hålhäckande fågelarter och fladdermöss, däribland pärluggla (EN, §4), knipa (§4), salskrake (§4) och skogsduva (§4). Hökuggla (VU, §4) och slaguggla (§4) häckar ofta i högstubbar som brutits av i höjd med ett gammalt spillkråkebo (SLU Artdatabanken, 2026; Skogsstyrelsen, 2016).</w:t>
       </w:r>
     </w:p>
     <w:p>
@@ -386,6 +627,22 @@
       <w:r>
         <w:t>I den avverkningsanmälda skogen har fridlysta arter sina livsmiljöer och växtplatser. Att skada de fridlysta arternas livsmiljöer, växtplatser eller ekologiska funktion är inte tillåtet enligt artskyddsförordningen.</w:t>
       </w:r>
+      <w:r>
+        <w:rPr>
+          <w:i/>
+        </w:rPr>
+        <w:t xml:space="preserve"> EU:s medlemsländer och skogsbolag är skyldiga att agera i enlighet med EU:s fågeldirektiv där det uttryckligen står att direktivet gäller för fåglar samt för deras ägg, bon och </w:t>
+      </w:r>
+      <w:r>
+        <w:rPr>
+          <w:b/>
+          <w:i/>
+        </w:rPr>
+        <w:t xml:space="preserve">livsmiljöer </w:t>
+      </w:r>
+      <w:r>
+        <w:t>(artikel 1). Vidare att de åtgärder som vidtas inte får leda till en försämring av den nuvarande situationen beträffande bevarandet av de fågelarter som avses i artikel 1 (artikel 13).</w:t>
+      </w:r>
     </w:p>
     <w:p>
       <w:r>
@@ -424,7 +681,7 @@
         <w:rPr>
           <w:i/>
         </w:rPr>
-        <w:t>I det avverkningsanmälda skogsområdet har 3 naturvårdsarter varav 3 rödlistade arter sina livsmiljöer och växtplatser.</w:t>
+        <w:t>I det avverkningsanmälda skogsområdet har 11 naturvårdsarter varav 9 rödlistade arter sina livsmiljöer och växtplatser.</w:t>
       </w:r>
     </w:p>
     <w:p>
@@ -621,7 +878,9 @@
         <w:pStyle w:val="Title"/>
       </w:pPr>
       <w:r>
-        <w:t>BILAGA 1 – Rödlistade arter</w:t>
+        <w:t>BILAGA 1 –</w:t>
+        <w:br/>
+        <w:t>Fridlysta och rödlistade arter</w:t>
       </w:r>
     </w:p>
     <w:p>
@@ -707,6 +966,399 @@
       </w:r>
       <w:r>
         <w:t>Skogsstyrelsen.</w:t>
+      </w:r>
+    </w:p>
+    <w:p>
+      <w:r>
+        <w:t xml:space="preserve">SLU Artdatabanken, 2026. </w:t>
+      </w:r>
+      <w:r>
+        <w:rPr>
+          <w:i/>
+        </w:rPr>
+        <w:t xml:space="preserve">Artfaktablad. Naturvård – artfakta. </w:t>
+      </w:r>
+      <w:r>
+        <w:t>SLU Artdatabanken, Uppsala.</w:t>
+      </w:r>
+    </w:p>
+    <w:p>
+      <w:pPr>
+        <w:pStyle w:val="Heading1"/>
+      </w:pPr>
+      <w:r>
+        <w:t>Talltita – ekologi samt krav på livsmiljön</w:t>
+      </w:r>
+    </w:p>
+    <w:p>
+      <w:r>
+        <w:t>Talltita är rödlistad som NT, fridlyst och prioriterad art i Skogsvårdslagen. Den omfattas av EU:s fågeldirektiv. Arten har minskat kraftigt de senaste 30 åren och minskningstakten innevarande 10-årsperiod beräknas till 20 (10–30) % (SLU Artdatabanken, 2022).</w:t>
+      </w:r>
+    </w:p>
+    <w:p>
+      <w:r>
+        <w:t>Talltita föredrar större sammanhängande barrskogar, och finns såväl i tallskog som granskog och i lövblandad barrskog. Skogens struktur är viktig och ska helst vara flerskiktad med riklig underväxt av mindre granar, björk och andra lövträd och buskar. Tillgång på murknande högstubbar är särskilt viktig, eftersom talltitan helst själv hackar ut sitt bohål (SLU Artdatabanken, 2022).</w:t>
+      </w:r>
+    </w:p>
+    <w:p>
+      <w:r>
+        <w:t>Det finns flera studier som visar att talltita är känslig för gallring och inte överlever när dess livsmiljö kalavverkas (Eggers and Low, 2014; Griesser et al., 2007; Klein, 2020). Talltitans revir är förhållandevis stora, 10–20 hektar och arten missgynnas när skogen fragmenteras. Kalavverkning av större delar av reviret innebär att det överges (Artdatabanken, 2021).</w:t>
+      </w:r>
+    </w:p>
+    <w:p>
+      <w:r>
+        <w:t>Talltitan är synnerligen trogen sitt revir så länge paret lever och biotopen förblir intakt. Paret stannar i sitt revir året om. En förlust av ett revir har därför en stor inverkan på den lokala populationen och trakthyggesbruket anses vara orsak till den svenska populationens kraftiga minskning. Talltiteparets revirtrohet innebär att närhelst under året man observerar en adult talltita så ingår denna plats i reviret (Siffczyk et al., 2003; Ekman, 1979).</w:t>
+      </w:r>
+    </w:p>
+    <w:p>
+      <w:pPr>
+        <w:pStyle w:val="Heading2"/>
+      </w:pPr>
+      <w:r>
+        <w:t>Referenser – talltita</w:t>
+      </w:r>
+    </w:p>
+    <w:p>
+      <w:r>
+        <w:t xml:space="preserve">Eggers, S., Low, M., 2014. </w:t>
+      </w:r>
+      <w:r>
+        <w:rPr>
+          <w:i/>
+        </w:rPr>
+        <w:t xml:space="preserve">Differential demographic responses of sympatric Parids to vegetation management in boreal forest. </w:t>
+      </w:r>
+      <w:r>
+        <w:t>For. Ecol. Manage. 319, 169–175.</w:t>
+      </w:r>
+    </w:p>
+    <w:p>
+      <w:r>
+        <w:t xml:space="preserve">Ekman, J., 1979. </w:t>
+      </w:r>
+      <w:r>
+        <w:rPr>
+          <w:i/>
+        </w:rPr>
+        <w:t xml:space="preserve">Coherence, composition and territories of winter social groups of the Willow Tit Parus montanus and the Crested Tit P. cristatus. </w:t>
+      </w:r>
+      <w:r>
+        <w:t>Ornis Scandinavica, 10, pp 56–68</w:t>
+      </w:r>
+    </w:p>
+    <w:p>
+      <w:r>
+        <w:t xml:space="preserve">Griesser, M., Nystrand, M., Eggers, S., Ekman, J., 2007. </w:t>
+      </w:r>
+      <w:r>
+        <w:rPr>
+          <w:i/>
+        </w:rPr>
+        <w:t xml:space="preserve">Impact of forestry practices on fitness correlates and population productivity in an open-nesting bird species. </w:t>
+      </w:r>
+      <w:r>
+        <w:t>Conserv. Biol. 21, 767–774. https://doi.org/10.1111/j.1523- 1739.2007.00675.x</w:t>
+      </w:r>
+    </w:p>
+    <w:p>
+      <w:r>
+        <w:t xml:space="preserve">Klein, J., 2020. </w:t>
+      </w:r>
+      <w:r>
+        <w:rPr>
+          <w:i/>
+        </w:rPr>
+        <w:t xml:space="preserve">The forgotten forest – On thinning, retention, and biodiversity in the boreal forest. </w:t>
+      </w:r>
+      <w:r>
+        <w:t>Doctoral Thesis No. 2020:50</w:t>
+      </w:r>
+    </w:p>
+    <w:p>
+      <w:r>
+        <w:t xml:space="preserve">Siffczyk, C., Brotons, L., Kangas, K., Orell, M., 2003. </w:t>
+      </w:r>
+      <w:r>
+        <w:rPr>
+          <w:i/>
+        </w:rPr>
+        <w:t xml:space="preserve">Home range size of willow tits. </w:t>
+      </w:r>
+      <w:r>
+        <w:t>Oecologica, 136, 635–642 (2003)</w:t>
+      </w:r>
+    </w:p>
+    <w:p>
+      <w:r>
+        <w:t xml:space="preserve">SLU Artdatabanken, 2021. </w:t>
+      </w:r>
+      <w:r>
+        <w:rPr>
+          <w:i/>
+        </w:rPr>
+        <w:t xml:space="preserve">Artfaktablad. Naturvård – artfakta. </w:t>
+      </w:r>
+      <w:r>
+        <w:t>SLU Artdatabanken, Uppsala</w:t>
+      </w:r>
+    </w:p>
+    <w:p>
+      <w:pPr>
+        <w:pStyle w:val="Heading1"/>
+      </w:pPr>
+      <w:r>
+        <w:t>Tretåig hackspett – ekologi samt krav på livsmiljön</w:t>
+      </w:r>
+    </w:p>
+    <w:p>
+      <w:r>
+        <w:t xml:space="preserve">Tretåig hackspett (NT) är fridlyst enligt §4 Artskyddsförordningen och finns med som prioriterad art i Skogsstyrelsen vägledning för skogsbruket (bilaga 4 till SVL). I vägledningen står bland annat att: </w:t>
+      </w:r>
+      <w:r>
+        <w:rPr>
+          <w:i/>
+        </w:rPr>
+        <w:t xml:space="preserve">“Tretåig hackspett har stora arealkrav och höga krav på sin livsmiljö. Omdaningen av naturskogar till kulturskogar medför en förlust av viktiga miljöer, något som förstärks av ökad fragmentering till följd av avverkningar.” </w:t>
+      </w:r>
+      <w:r>
+        <w:t xml:space="preserve">Vidare att: </w:t>
+      </w:r>
+      <w:r>
+        <w:rPr>
+          <w:i/>
+        </w:rPr>
+        <w:t>“Områden med dokumenterad permanent förekomst i naturskogsmiljöer har vanligen så stora naturvärden att skogsbruk är olämpligt”</w:t>
+      </w:r>
+      <w:r>
+        <w:t xml:space="preserve"> (SLU Artdatabanken, 2024; Skogsstyrelsen, 2016)</w:t>
+      </w:r>
+      <w:r>
+        <w:rPr>
+          <w:i/>
+        </w:rPr>
+        <w:t>.</w:t>
+      </w:r>
+    </w:p>
+    <w:p>
+      <w:r>
+        <w:t>Tretåig hackspett är beroende av större sammanhängande naturskogar med kontinuerlig tillgång och nybildning av död ved och fragmentering av livsmiljöerna utgör ett stort hot mot arten (se exempelvis Stachura-Skierczynska et al., 2009; Wesolowski et al., 2005; Butler et al., 2004; Pakkala et al., 2002; Amcoff et al., 1996; Virkkala, 1991). Det finns studier som visar att naturskogens självgallringsprocess som den tretåiga hackspetten är beroende av, inte kan ersättas med efterlämnad hänsyn i skogsbruket (Imbeau &amp; Desrochers, 2002).</w:t>
+      </w:r>
+    </w:p>
+    <w:p>
+      <w:r>
+        <w:t>Permanenta revir av tretåig hackspett karaktäriseras ofta av artens typiska ringformigt ordnade hackmärken på framför allt gamla granar. För att säkerställa att inte revir av tretåig hackspett drabbas av avverkningsplanerna bör en inventering göras i området både under häckningstid och under vintern, då arten utnyttjar betydligt större områden än under sommarens häckningsrevir. Storleken på häckningsreviret varierar med skogstypen, förekomsten av död ved och graden av fragmentering, men är i allmänhet i storleksordningen 25–100 hektar (SLU Artdatabanken, 2024; Skogsstyrelsen, 2016).</w:t>
+      </w:r>
+    </w:p>
+    <w:p>
+      <w:r>
+        <w:t xml:space="preserve">Förutom fridlysning enligt §4 Artskyddsförordningen är tretåig hackspett även förtecknad i EU:s fågeldirektiv bilaga 1. Den är typisk art för </w:t>
+      </w:r>
+      <w:r>
+        <w:rPr>
+          <w:i/>
+        </w:rPr>
+        <w:t xml:space="preserve">9010 Taiga, 9740 Skogsbevuxen myr, 9030 Landhöjningsskog </w:t>
+      </w:r>
+      <w:r>
+        <w:t xml:space="preserve">och </w:t>
+      </w:r>
+      <w:r>
+        <w:rPr>
+          <w:i/>
+        </w:rPr>
+        <w:t>9040 Fjällbjörkskog</w:t>
+      </w:r>
+      <w:r>
+        <w:t xml:space="preserve"> samt ingår i Natura 2000 och är förtecknad i Bernkonventionen bilaga II (strikt skyddade djurarter) (SLU Artdatabanken, 2024; Skogsstyrelsen, 2016).</w:t>
+      </w:r>
+    </w:p>
+    <w:p>
+      <w:pPr>
+        <w:pStyle w:val="Heading2"/>
+      </w:pPr>
+      <w:r>
+        <w:t>Referenser – tretåig hackspett</w:t>
+      </w:r>
+    </w:p>
+    <w:p>
+      <w:r>
+        <w:t xml:space="preserve">Amcoff, M. &amp; Eriksson, P. 1996. </w:t>
+      </w:r>
+      <w:r>
+        <w:rPr>
+          <w:i/>
+        </w:rPr>
+        <w:t xml:space="preserve">Förekomst av tretåig hackspett Picoides tridactylus på bestånds- och landskapsnivå. </w:t>
+      </w:r>
+      <w:r>
+        <w:t>Ornis Svecica 6: 107–119.</w:t>
+      </w:r>
+    </w:p>
+    <w:p>
+      <w:r>
+        <w:t xml:space="preserve">Butler, R., Angelstam, P., Ekelund, P. &amp; Schlaeffer, R. 2004. </w:t>
+      </w:r>
+      <w:r>
+        <w:rPr>
+          <w:i/>
+        </w:rPr>
+        <w:t xml:space="preserve">Dead wood threshold values for the three-toed woodpecker presence in boreal and sub-Alpine forest. </w:t>
+      </w:r>
+      <w:r>
+        <w:t>Biological conservation 119(3): 305–318.</w:t>
+      </w:r>
+    </w:p>
+    <w:p>
+      <w:r>
+        <w:t xml:space="preserve">Imbeau, L. &amp; Desrochers, A. 2002. </w:t>
+      </w:r>
+      <w:r>
+        <w:rPr>
+          <w:i/>
+        </w:rPr>
+        <w:t xml:space="preserve">Foraging Ecology and Use of Drumming Trees by Three-Toed Woodpeckers. </w:t>
+      </w:r>
+      <w:r>
+        <w:t>The Journal of Wildlife Management. Vol. 66, No. 1 (Jan., 2002), pp. 222–231.</w:t>
+      </w:r>
+    </w:p>
+    <w:p>
+      <w:r>
+        <w:t xml:space="preserve">Pakkala, T., Hanski, I. &amp; Tomppo, E. 2002. </w:t>
+      </w:r>
+      <w:r>
+        <w:rPr>
+          <w:i/>
+        </w:rPr>
+        <w:t xml:space="preserve">Spatial ecology of the three-toed woodpecker in managed forest landscapes. </w:t>
+      </w:r>
+      <w:r>
+        <w:t>Silva Fennica 36(1): 279–288.</w:t>
+      </w:r>
+    </w:p>
+    <w:p>
+      <w:r>
+        <w:t xml:space="preserve">Skogsstyrelsen, 2016. </w:t>
+      </w:r>
+      <w:r>
+        <w:rPr>
+          <w:i/>
+        </w:rPr>
+        <w:t>Vägledning för hänsyn till fåglar – Tretåig hackspett.</w:t>
+      </w:r>
+    </w:p>
+    <w:p>
+      <w:r>
+        <w:t xml:space="preserve">SLU Artdatabanken, 2024. </w:t>
+      </w:r>
+      <w:r>
+        <w:rPr>
+          <w:i/>
+        </w:rPr>
+        <w:t xml:space="preserve">Artfaktablad. Naturvård – artfakta. </w:t>
+      </w:r>
+      <w:r>
+        <w:t>SLU Artdatabanken, Uppsala.</w:t>
+      </w:r>
+    </w:p>
+    <w:p>
+      <w:r>
+        <w:t xml:space="preserve">Stachura-Skierczynska, K., Tumiel, T. &amp; Skierczynski, M. 2009. </w:t>
+      </w:r>
+      <w:r>
+        <w:rPr>
+          <w:i/>
+        </w:rPr>
+        <w:t xml:space="preserve">Habitat prediction model for three-toed woodpecker and its implications for the conservation of biologically valuable forests. </w:t>
+      </w:r>
+      <w:r>
+        <w:t>Forest Ecology and Management 258(5): 697–703.</w:t>
+      </w:r>
+    </w:p>
+    <w:p>
+      <w:r>
+        <w:t xml:space="preserve">Virkkala, R. 1991. </w:t>
+      </w:r>
+      <w:r>
+        <w:rPr>
+          <w:i/>
+        </w:rPr>
+        <w:t xml:space="preserve">Population trends of forest birds in a Finnish Lapland landscape of large habitat blocks – Consequences of stochastic environmental variation or regional habitat alteration. </w:t>
+      </w:r>
+      <w:r>
+        <w:t>Biological conservation 56(2): 223–240.</w:t>
+      </w:r>
+    </w:p>
+    <w:p>
+      <w:r>
+        <w:t xml:space="preserve">Wesolowski, T., Czeszczewik, D. &amp; Rowinski, P. 2005. </w:t>
+      </w:r>
+      <w:r>
+        <w:rPr>
+          <w:i/>
+        </w:rPr>
+        <w:t xml:space="preserve">Effects of forest management on Three-toed Woodpecker Picoides tridactylus distribution in the Bialowieza Forest (NE Poland): conservation implications. </w:t>
+      </w:r>
+      <w:r>
+        <w:t>Acta Ornithologica 40(1): 53–60.</w:t>
+      </w:r>
+    </w:p>
+    <w:p>
+      <w:pPr>
+        <w:pStyle w:val="Heading1"/>
+      </w:pPr>
+      <w:r>
+        <w:t>Spillkråka – ekologi samt krav på livsmiljön</w:t>
+      </w:r>
+    </w:p>
+    <w:p>
+      <w:r>
+        <w:t xml:space="preserve">Spillkråka (§4) ingår i bilaga 1 EU:s fågeldirektiv och är typisk art för </w:t>
+      </w:r>
+      <w:r>
+        <w:rPr>
+          <w:i/>
+        </w:rPr>
+        <w:t xml:space="preserve">9010 Taiga </w:t>
+      </w:r>
+      <w:r>
+        <w:t>och</w:t>
+      </w:r>
+      <w:r>
+        <w:rPr>
+          <w:i/>
+        </w:rPr>
+        <w:t xml:space="preserve"> 9740 Skogsbevuxen myr</w:t>
+      </w:r>
+      <w:r>
+        <w:t>. Den lever i både barr- och blandskog liksom i ren lövskog. De tätaste populationerna tenderar att finnas i äldre, variationsrik blandskog med gott om död ved och gamla träd. Varje par utnyttjar 400–1000 hektar skog beroende på skogens kvalitet. Skogsbruk med korta omloppstider och täta, homogena ungskogar utgör det största hotet (SLU Artdatabanken, 2026).</w:t>
+      </w:r>
+    </w:p>
+    <w:p>
+      <w:r>
+        <w:t>Spillkråka är en nyckelart i skogliga miljöer vars övergivna bohål utnyttjas av flera andra hålhäckande fågelarter och fladdermöss, däribland pärluggla (EN, §4), knipa (§4), salskrake (§4) och skogsduva (§4). Hökuggla (VU, §4) och slaguggla (§4) häckar ofta i högstubbar som brutits av i höjd med ett gammalt spillkråkebo (Skogsstyrelsen, 2016).</w:t>
+      </w:r>
+    </w:p>
+    <w:p>
+      <w:pPr>
+        <w:pStyle w:val="Heading2"/>
+      </w:pPr>
+      <w:r>
+        <w:t>Referenser – spillkråka</w:t>
+      </w:r>
+    </w:p>
+    <w:p>
+      <w:r>
+        <w:t xml:space="preserve">Skogsstyrelsen, 2016. </w:t>
+      </w:r>
+      <w:r>
+        <w:rPr>
+          <w:i/>
+        </w:rPr>
+        <w:t xml:space="preserve">Vägledning för hänsyn till spillkråka. </w:t>
+      </w:r>
+      <w:r>
+        <w:t>Vägledningar och kunskapsstöd artskydd – Skogsstyrelsen.</w:t>
       </w:r>
     </w:p>
     <w:p>
@@ -851,7 +1503,7 @@
     <w:r>
       <w:tab/>
       <w:tab/>
-      <w:t>2026-08-31</w:t>
+      <w:t>2026-09-01</w:t>
       <w:br/>
       <w:br/>
     </w:r>

--- a/klagomål/A 41953-2025 FSC-klagomål.docx
+++ b/klagomål/A 41953-2025 FSC-klagomål.docx
@@ -1503,7 +1503,7 @@
     <w:r>
       <w:tab/>
       <w:tab/>
-      <w:t>2026-09-01</w:t>
+      <w:t>2026-09-02</w:t>
       <w:br/>
       <w:br/>
     </w:r>

--- a/klagomål/A 41953-2025 FSC-klagomål.docx
+++ b/klagomål/A 41953-2025 FSC-klagomål.docx
@@ -1503,7 +1503,7 @@
     <w:r>
       <w:tab/>
       <w:tab/>
-      <w:t>2026-09-02</w:t>
+      <w:t>2026-09-03</w:t>
       <w:br/>
       <w:br/>
     </w:r>

--- a/klagomål/A 41953-2025 FSC-klagomål.docx
+++ b/klagomål/A 41953-2025 FSC-klagomål.docx
@@ -1503,7 +1503,7 @@
     <w:r>
       <w:tab/>
       <w:tab/>
-      <w:t>2026-09-03</w:t>
+      <w:t>2026-09-04</w:t>
       <w:br/>
       <w:br/>
     </w:r>

--- a/klagomål/A 41953-2025 FSC-klagomål.docx
+++ b/klagomål/A 41953-2025 FSC-klagomål.docx
@@ -1503,7 +1503,7 @@
     <w:r>
       <w:tab/>
       <w:tab/>
-      <w:t>2026-09-04</w:t>
+      <w:t>2026-09-05</w:t>
       <w:br/>
       <w:br/>
     </w:r>

--- a/klagomål/A 41953-2025 FSC-klagomål.docx
+++ b/klagomål/A 41953-2025 FSC-klagomål.docx
@@ -1503,7 +1503,7 @@
     <w:r>
       <w:tab/>
       <w:tab/>
-      <w:t>2026-09-05</w:t>
+      <w:t>2026-09-06</w:t>
       <w:br/>
       <w:br/>
     </w:r>

--- a/klagomål/A 41953-2025 FSC-klagomål.docx
+++ b/klagomål/A 41953-2025 FSC-klagomål.docx
@@ -1503,7 +1503,7 @@
     <w:r>
       <w:tab/>
       <w:tab/>
-      <w:t>2026-09-06</w:t>
+      <w:t>2026-09-07</w:t>
       <w:br/>
       <w:br/>
     </w:r>

--- a/klagomål/A 41953-2025 FSC-klagomål.docx
+++ b/klagomål/A 41953-2025 FSC-klagomål.docx
@@ -1503,7 +1503,7 @@
     <w:r>
       <w:tab/>
       <w:tab/>
-      <w:t>2026-09-07</w:t>
+      <w:t>2026-09-08</w:t>
       <w:br/>
       <w:br/>
     </w:r>

--- a/klagomål/A 41953-2025 FSC-klagomål.docx
+++ b/klagomål/A 41953-2025 FSC-klagomål.docx
@@ -1503,7 +1503,7 @@
     <w:r>
       <w:tab/>
       <w:tab/>
-      <w:t>2026-09-08</w:t>
+      <w:t>2026-09-09</w:t>
       <w:br/>
       <w:br/>
     </w:r>

--- a/klagomål/A 41953-2025 FSC-klagomål.docx
+++ b/klagomål/A 41953-2025 FSC-klagomål.docx
@@ -1503,7 +1503,7 @@
     <w:r>
       <w:tab/>
       <w:tab/>
-      <w:t>2026-09-09</w:t>
+      <w:t>2026-09-10</w:t>
       <w:br/>
       <w:br/>
     </w:r>

--- a/klagomål/A 41953-2025 FSC-klagomål.docx
+++ b/klagomål/A 41953-2025 FSC-klagomål.docx
@@ -1503,7 +1503,7 @@
     <w:r>
       <w:tab/>
       <w:tab/>
-      <w:t>2026-09-10</w:t>
+      <w:t>2026-09-11</w:t>
       <w:br/>
       <w:br/>
     </w:r>

--- a/klagomål/A 41953-2025 FSC-klagomål.docx
+++ b/klagomål/A 41953-2025 FSC-klagomål.docx
@@ -1503,7 +1503,7 @@
     <w:r>
       <w:tab/>
       <w:tab/>
-      <w:t>2026-09-11</w:t>
+      <w:t>2026-09-12</w:t>
       <w:br/>
       <w:br/>
     </w:r>
